--- a/src/Tests/Inputs/cards/05/input.docx
+++ b/src/Tests/Inputs/cards/05/input.docx
@@ -28129,1572 +28129,6 @@
 </w:styles>
 </file>
 
-<file path=word/glossary/document.xml><?xml version="1.0" encoding="utf-8"?>
-<w:glossaryDocument xmlns:wpc="http://schemas.microsoft.com/office/word/2010/wordprocessingCanvas" xmlns:cx="http://schemas.microsoft.com/office/drawing/2014/chartex" xmlns:cx1="http://schemas.microsoft.com/office/drawing/2015/9/8/chartex" xmlns:cx2="http://schemas.microsoft.com/office/drawing/2015/10/21/chartex" xmlns:cx3="http://schemas.microsoft.com/office/drawing/2016/5/9/chartex" xmlns:cx4="http://schemas.microsoft.com/office/drawing/2016/5/10/chartex" xmlns:cx5="http://schemas.microsoft.com/office/drawing/2016/5/11/chartex" xmlns:cx6="http://schemas.microsoft.com/office/drawing/2016/5/12/chartex" xmlns:cx7="http://schemas.microsoft.com/office/drawing/2016/5/13/chartex" xmlns:cx8="http://schemas.microsoft.com/office/drawing/2016/5/14/chartex" xmlns:mc="http://schemas.openxmlformats.org/markup-compatibility/2006" xmlns:aink="http://schemas.microsoft.com/office/drawing/2016/ink" xmlns:am3d="http://schemas.microsoft.com/office/drawing/2017/model3d" xmlns:o="urn:schemas-microsoft-com:office:office" xmlns:r="http://schemas.openxmlformats.org/officeDocument/2006/relationships" xmlns:m="http://schemas.openxmlformats.org/officeDocument/2006/math" xmlns:v="urn:schemas-microsoft-com:vml" xmlns:wp14="http://schemas.microsoft.com/office/word/2010/wordprocessingDrawing" xmlns:wp="http://schemas.openxmlformats.org/drawingml/2006/wordprocessingDrawing" xmlns:w10="urn:schemas-microsoft-com:office:word" xmlns:w="http://schemas.openxmlformats.org/wordprocessingml/2006/main" xmlns:w14="http://schemas.microsoft.com/office/word/2010/wordml" xmlns:w15="http://schemas.microsoft.com/office/word/2012/wordml" xmlns:w16cid="http://schemas.microsoft.com/office/word/2016/wordml/cid" xmlns:w16se="http://schemas.microsoft.com/office/word/2015/wordml/symex" xmlns:wpg="http://schemas.microsoft.com/office/word/2010/wordprocessingGroup" xmlns:wpi="http://schemas.microsoft.com/office/word/2010/wordprocessingInk" xmlns:wne="http://schemas.microsoft.com/office/word/2006/wordml" xmlns:wps="http://schemas.microsoft.com/office/word/2010/wordprocessingShape" mc:Ignorable="w14 w15 w16se w16cid wp14">
-  <w:docParts>
-    <w:docPart>
-      <w:docPartPr>
-        <w:name w:val="AF274806D75C4213BFEBF2AC9FF83997"/>
-        <w:category>
-          <w:name w:val="General"/>
-          <w:gallery w:val="placeholder"/>
-        </w:category>
-        <w:types>
-          <w:type w:val="bbPlcHdr"/>
-        </w:types>
-        <w:behaviors>
-          <w:behavior w:val="content"/>
-        </w:behaviors>
-        <w:guid w:val="{CF4F6E7C-C1AE-41BE-86B7-CF914FB350B1}"/>
-      </w:docPartPr>
-      <w:docPartBody>
-        <w:p>
-          <w:pPr>
-            <w:pStyle w:val="AF274806D75C4213BFEBF2AC9FF83997"/>
-          </w:pPr>
-          <w:r>
-            <w:rPr>
-              <w:noProof/>
-            </w:rPr>
-            <w:t>Autumn</w:t>
-          </w:r>
-        </w:p>
-      </w:docPartBody>
-    </w:docPart>
-    <w:docPart>
-      <w:docPartPr>
-        <w:name w:val="435AF7C2BE484510A3C6A07DC1D99103"/>
-        <w:category>
-          <w:name w:val="General"/>
-          <w:gallery w:val="placeholder"/>
-        </w:category>
-        <w:types>
-          <w:type w:val="bbPlcHdr"/>
-        </w:types>
-        <w:behaviors>
-          <w:behavior w:val="content"/>
-        </w:behaviors>
-        <w:guid w:val="{FFE368D6-9DCF-49B7-9EE3-7C7952CB1676}"/>
-      </w:docPartPr>
-      <w:docPartBody>
-        <w:p>
-          <w:pPr>
-            <w:pStyle w:val="435AF7C2BE484510A3C6A07DC1D99103"/>
-          </w:pPr>
-          <w:r>
-            <w:rPr>
-              <w:rStyle w:val="TitleChar"/>
-            </w:rPr>
-            <w:t>Autumn</w:t>
-          </w:r>
-        </w:p>
-      </w:docPartBody>
-    </w:docPart>
-    <w:docPart>
-      <w:docPartPr>
-        <w:name w:val="6032021A41FC483F99CF713FF7B9C034"/>
-        <w:category>
-          <w:name w:val="General"/>
-          <w:gallery w:val="placeholder"/>
-        </w:category>
-        <w:types>
-          <w:type w:val="bbPlcHdr"/>
-        </w:types>
-        <w:behaviors>
-          <w:behavior w:val="content"/>
-        </w:behaviors>
-        <w:guid w:val="{149E9BB9-5A60-44B6-A354-A439BDF664F7}"/>
-      </w:docPartPr>
-      <w:docPartBody>
-        <w:p>
-          <w:pPr>
-            <w:pStyle w:val="6032021A41FC483F99CF713FF7B9C034"/>
-          </w:pPr>
-          <w:r>
-            <w:t>To get started right away, just tap any placeholder text (such as this) and start typing to replace it with your own or delete for a blank card.</w:t>
-          </w:r>
-        </w:p>
-      </w:docPartBody>
-    </w:docPart>
-    <w:docPart>
-      <w:docPartPr>
-        <w:name w:val="3748EA9CF0FC4DA7B57436BBEDFD025B"/>
-        <w:category>
-          <w:name w:val="General"/>
-          <w:gallery w:val="placeholder"/>
-        </w:category>
-        <w:types>
-          <w:type w:val="bbPlcHdr"/>
-        </w:types>
-        <w:behaviors>
-          <w:behavior w:val="content"/>
-        </w:behaviors>
-        <w:guid w:val="{B6B72D90-1DC8-4708-B60B-979C8D5618B8}"/>
-      </w:docPartPr>
-      <w:docPartBody>
-        <w:p>
-          <w:pPr>
-            <w:pStyle w:val="3748EA9CF0FC4DA7B57436BBEDFD025B"/>
-          </w:pPr>
-          <w:r>
-            <w:t>To get started right away, just tap any placeholder text (such as this) and start typing to replace it with your own or delete for a blank card.</w:t>
-          </w:r>
-        </w:p>
-      </w:docPartBody>
-    </w:docPart>
-    <w:docPart>
-      <w:docPartPr>
-        <w:name w:val="0D80E405C8684C609EE69EF67953D031"/>
-        <w:category>
-          <w:name w:val="General"/>
-          <w:gallery w:val="placeholder"/>
-        </w:category>
-        <w:types>
-          <w:type w:val="bbPlcHdr"/>
-        </w:types>
-        <w:behaviors>
-          <w:behavior w:val="content"/>
-        </w:behaviors>
-        <w:guid w:val="{AB0148B7-E983-4661-B496-3BA2E11B5637}"/>
-      </w:docPartPr>
-      <w:docPartBody>
-        <w:p>
-          <w:pPr>
-            <w:pStyle w:val="0D80E405C8684C609EE69EF67953D031"/>
-          </w:pPr>
-          <w:r>
-            <w:t>Spring</w:t>
-          </w:r>
-        </w:p>
-      </w:docPartBody>
-    </w:docPart>
-    <w:docPart>
-      <w:docPartPr>
-        <w:name w:val="24D3179FB32D4687BE5BA55E9F9616DC"/>
-        <w:category>
-          <w:name w:val="General"/>
-          <w:gallery w:val="placeholder"/>
-        </w:category>
-        <w:types>
-          <w:type w:val="bbPlcHdr"/>
-        </w:types>
-        <w:behaviors>
-          <w:behavior w:val="content"/>
-        </w:behaviors>
-        <w:guid w:val="{89FBF455-F38C-4B9D-B362-FB41E29C3912}"/>
-      </w:docPartPr>
-      <w:docPartBody>
-        <w:p>
-          <w:pPr>
-            <w:pStyle w:val="24D3179FB32D4687BE5BA55E9F9616DC"/>
-          </w:pPr>
-          <w:r>
-            <w:t>Spring</w:t>
-          </w:r>
-        </w:p>
-      </w:docPartBody>
-    </w:docPart>
-    <w:docPart>
-      <w:docPartPr>
-        <w:name w:val="91974ADFBB714203A75DFE293AF9055D"/>
-        <w:category>
-          <w:name w:val="General"/>
-          <w:gallery w:val="placeholder"/>
-        </w:category>
-        <w:types>
-          <w:type w:val="bbPlcHdr"/>
-        </w:types>
-        <w:behaviors>
-          <w:behavior w:val="content"/>
-        </w:behaviors>
-        <w:guid w:val="{4D8287DC-2FA1-4E9B-9269-400BAAD12C1B}"/>
-      </w:docPartPr>
-      <w:docPartBody>
-        <w:p>
-          <w:pPr>
-            <w:pStyle w:val="91974ADFBB714203A75DFE293AF9055D"/>
-          </w:pPr>
-          <w:r>
-            <w:t>To get started right away, just tap any placeholder text (such as this) and start typing to replace it with your own or delete for a blank card.</w:t>
-          </w:r>
-        </w:p>
-      </w:docPartBody>
-    </w:docPart>
-    <w:docPart>
-      <w:docPartPr>
-        <w:name w:val="464AFA4364C94C988F815BF6EDF1AFAC"/>
-        <w:category>
-          <w:name w:val="General"/>
-          <w:gallery w:val="placeholder"/>
-        </w:category>
-        <w:types>
-          <w:type w:val="bbPlcHdr"/>
-        </w:types>
-        <w:behaviors>
-          <w:behavior w:val="content"/>
-        </w:behaviors>
-        <w:guid w:val="{5530DF4A-5D26-41F6-9C25-49CD02172A37}"/>
-      </w:docPartPr>
-      <w:docPartBody>
-        <w:p>
-          <w:pPr>
-            <w:pStyle w:val="464AFA4364C94C988F815BF6EDF1AFAC"/>
-          </w:pPr>
-          <w:r>
-            <w:t>To get started right away, just tap any placeholder text (such as this) and start typing to replace it with your own or delete for a blank card.</w:t>
-          </w:r>
-        </w:p>
-      </w:docPartBody>
-    </w:docPart>
-    <w:docPart>
-      <w:docPartPr>
-        <w:name w:val="8AC7CFEDDF254D09BFA08A01B7C65E69"/>
-        <w:category>
-          <w:name w:val="General"/>
-          <w:gallery w:val="placeholder"/>
-        </w:category>
-        <w:types>
-          <w:type w:val="bbPlcHdr"/>
-        </w:types>
-        <w:behaviors>
-          <w:behavior w:val="content"/>
-        </w:behaviors>
-        <w:guid w:val="{E09D2C7E-B90C-4993-B140-D3F7DFE36381}"/>
-      </w:docPartPr>
-      <w:docPartBody>
-        <w:p>
-          <w:pPr>
-            <w:pStyle w:val="8AC7CFEDDF254D09BFA08A01B7C65E69"/>
-          </w:pPr>
-          <w:r>
-            <w:t>Summer</w:t>
-          </w:r>
-        </w:p>
-      </w:docPartBody>
-    </w:docPart>
-    <w:docPart>
-      <w:docPartPr>
-        <w:name w:val="0CFCA85FD4F44F67AA4B772C4B2EBFFA"/>
-        <w:category>
-          <w:name w:val="General"/>
-          <w:gallery w:val="placeholder"/>
-        </w:category>
-        <w:types>
-          <w:type w:val="bbPlcHdr"/>
-        </w:types>
-        <w:behaviors>
-          <w:behavior w:val="content"/>
-        </w:behaviors>
-        <w:guid w:val="{6C644873-6334-446E-BB47-1CC553CACA17}"/>
-      </w:docPartPr>
-      <w:docPartBody>
-        <w:p>
-          <w:pPr>
-            <w:pStyle w:val="0CFCA85FD4F44F67AA4B772C4B2EBFFA"/>
-          </w:pPr>
-          <w:r>
-            <w:t>Summer</w:t>
-          </w:r>
-        </w:p>
-      </w:docPartBody>
-    </w:docPart>
-    <w:docPart>
-      <w:docPartPr>
-        <w:name w:val="A6902924CB7F4730ABE4995F2B62A1E4"/>
-        <w:category>
-          <w:name w:val="General"/>
-          <w:gallery w:val="placeholder"/>
-        </w:category>
-        <w:types>
-          <w:type w:val="bbPlcHdr"/>
-        </w:types>
-        <w:behaviors>
-          <w:behavior w:val="content"/>
-        </w:behaviors>
-        <w:guid w:val="{F7BA31E9-216B-4F4C-ABA4-9B71D5BA9C91}"/>
-      </w:docPartPr>
-      <w:docPartBody>
-        <w:p>
-          <w:pPr>
-            <w:pStyle w:val="A6902924CB7F4730ABE4995F2B62A1E4"/>
-          </w:pPr>
-          <w:r>
-            <w:t>To get started right away, just tap any placeholder text (such as this) and start typing to replace it with your own or delete for a blank card.</w:t>
-          </w:r>
-        </w:p>
-      </w:docPartBody>
-    </w:docPart>
-    <w:docPart>
-      <w:docPartPr>
-        <w:name w:val="F2BAF76FC0C74CD2B37262DABCCDE75F"/>
-        <w:category>
-          <w:name w:val="General"/>
-          <w:gallery w:val="placeholder"/>
-        </w:category>
-        <w:types>
-          <w:type w:val="bbPlcHdr"/>
-        </w:types>
-        <w:behaviors>
-          <w:behavior w:val="content"/>
-        </w:behaviors>
-        <w:guid w:val="{D7469C36-4B32-43D9-881D-54806AF70921}"/>
-      </w:docPartPr>
-      <w:docPartBody>
-        <w:p>
-          <w:pPr>
-            <w:pStyle w:val="F2BAF76FC0C74CD2B37262DABCCDE75F"/>
-          </w:pPr>
-          <w:r>
-            <w:t>To get started right away, just tap any placeholder text (such as this) and start typing to replace it with your own or delete for a blank card.</w:t>
-          </w:r>
-        </w:p>
-      </w:docPartBody>
-    </w:docPart>
-    <w:docPart>
-      <w:docPartPr>
-        <w:name w:val="4DEE909A1A814BE49E777BDA5DCE7A1E"/>
-        <w:category>
-          <w:name w:val="General"/>
-          <w:gallery w:val="placeholder"/>
-        </w:category>
-        <w:types>
-          <w:type w:val="bbPlcHdr"/>
-        </w:types>
-        <w:behaviors>
-          <w:behavior w:val="content"/>
-        </w:behaviors>
-        <w:guid w:val="{D2046F3A-44FF-491D-822E-BC6D8E183E93}"/>
-      </w:docPartPr>
-      <w:docPartBody>
-        <w:p>
-          <w:pPr>
-            <w:pStyle w:val="4DEE909A1A814BE49E777BDA5DCE7A1E"/>
-          </w:pPr>
-          <w:r>
-            <w:t>Winter</w:t>
-          </w:r>
-        </w:p>
-      </w:docPartBody>
-    </w:docPart>
-    <w:docPart>
-      <w:docPartPr>
-        <w:name w:val="4CA52754981B48E4B1E21C6F48AE4961"/>
-        <w:category>
-          <w:name w:val="General"/>
-          <w:gallery w:val="placeholder"/>
-        </w:category>
-        <w:types>
-          <w:type w:val="bbPlcHdr"/>
-        </w:types>
-        <w:behaviors>
-          <w:behavior w:val="content"/>
-        </w:behaviors>
-        <w:guid w:val="{2578C5EE-C9A4-442F-BB1E-3EB0534AFA02}"/>
-      </w:docPartPr>
-      <w:docPartBody>
-        <w:p>
-          <w:pPr>
-            <w:pStyle w:val="4CA52754981B48E4B1E21C6F48AE4961"/>
-          </w:pPr>
-          <w:r>
-            <w:t>Winter</w:t>
-          </w:r>
-        </w:p>
-      </w:docPartBody>
-    </w:docPart>
-    <w:docPart>
-      <w:docPartPr>
-        <w:name w:val="B262C0E2F60D4346ABCBF708BC10DFBD"/>
-        <w:category>
-          <w:name w:val="General"/>
-          <w:gallery w:val="placeholder"/>
-        </w:category>
-        <w:types>
-          <w:type w:val="bbPlcHdr"/>
-        </w:types>
-        <w:behaviors>
-          <w:behavior w:val="content"/>
-        </w:behaviors>
-        <w:guid w:val="{7499C1E3-7AF3-4B7A-B939-631FBC2BEB73}"/>
-      </w:docPartPr>
-      <w:docPartBody>
-        <w:p>
-          <w:pPr>
-            <w:pStyle w:val="B262C0E2F60D4346ABCBF708BC10DFBD"/>
-          </w:pPr>
-          <w:r>
-            <w:t>To get started right away, just tap any placeholder text (such as this) and start typing to replace it with your own or delete for a blank card.</w:t>
-          </w:r>
-        </w:p>
-      </w:docPartBody>
-    </w:docPart>
-    <w:docPart>
-      <w:docPartPr>
-        <w:name w:val="8523A569C4194A7EBEBCD891B4EC3BE0"/>
-        <w:category>
-          <w:name w:val="General"/>
-          <w:gallery w:val="placeholder"/>
-        </w:category>
-        <w:types>
-          <w:type w:val="bbPlcHdr"/>
-        </w:types>
-        <w:behaviors>
-          <w:behavior w:val="content"/>
-        </w:behaviors>
-        <w:guid w:val="{86518B1B-0B1F-4F49-A8E2-AB82905394A9}"/>
-      </w:docPartPr>
-      <w:docPartBody>
-        <w:p>
-          <w:pPr>
-            <w:pStyle w:val="8523A569C4194A7EBEBCD891B4EC3BE0"/>
-          </w:pPr>
-          <w:r>
-            <w:t>To get started right away, just tap any placeholder text (such as this) and start typing to replace it with your own or delete for a blank card.</w:t>
-          </w:r>
-        </w:p>
-      </w:docPartBody>
-    </w:docPart>
-  </w:docParts>
-</w:glossaryDocument>
-</file>
-
-<file path=word/glossary/fontTable.xml><?xml version="1.0" encoding="utf-8"?>
-<w:fonts xmlns:mc="http://schemas.openxmlformats.org/markup-compatibility/2006" xmlns:r="http://schemas.openxmlformats.org/officeDocument/2006/relationships" xmlns:w="http://schemas.openxmlformats.org/wordprocessingml/2006/main" xmlns:w14="http://schemas.microsoft.com/office/word/2010/wordml" xmlns:w15="http://schemas.microsoft.com/office/word/2012/wordml" xmlns:w16cid="http://schemas.microsoft.com/office/word/2016/wordml/cid" xmlns:w16se="http://schemas.microsoft.com/office/word/2015/wordml/symex" mc:Ignorable="w14 w15 w16se w16cid">
-  <w:font w:name="Symbol">
-    <w:panose1 w:val="05050102010706020507"/>
-    <w:charset w:val="02"/>
-    <w:family w:val="roman"/>
-    <w:pitch w:val="variable"/>
-    <w:sig w:usb0="00000000" w:usb1="10000000" w:usb2="00000000" w:usb3="00000000" w:csb0="80000000" w:csb1="00000000"/>
-  </w:font>
-  <w:font w:name="Times New Roman">
-    <w:panose1 w:val="02020603050405020304"/>
-    <w:charset w:val="00"/>
-    <w:family w:val="roman"/>
-    <w:pitch w:val="variable"/>
-    <w:sig w:usb0="E0002EFF" w:usb1="C000785B" w:usb2="00000009" w:usb3="00000000" w:csb0="000001FF" w:csb1="00000000"/>
-  </w:font>
-  <w:font w:name="Sagona ExtraLight">
-    <w:panose1 w:val="02010004040101010103"/>
-    <w:charset w:val="00"/>
-    <w:family w:val="modern"/>
-    <w:notTrueType/>
-    <w:pitch w:val="variable"/>
-    <w:sig w:usb0="00000007" w:usb1="00000023" w:usb2="00000000" w:usb3="00000000" w:csb0="00000093" w:csb1="00000000"/>
-  </w:font>
-  <w:font w:name="Sagona Book">
-    <w:panose1 w:val="02010004040101010103"/>
-    <w:charset w:val="00"/>
-    <w:family w:val="roman"/>
-    <w:pitch w:val="variable"/>
-    <w:sig w:usb0="00000007" w:usb1="00000023" w:usb2="00000000" w:usb3="00000000" w:csb0="00000093" w:csb1="00000000"/>
-  </w:font>
-  <w:font w:name="MS Gothic">
-    <w:altName w:val="ＭＳ ゴシック"/>
-    <w:panose1 w:val="020B0609070205080204"/>
-    <w:charset w:val="80"/>
-    <w:family w:val="modern"/>
-    <w:pitch w:val="fixed"/>
-    <w:sig w:usb0="E00002FF" w:usb1="6AC7FDFB" w:usb2="08000012" w:usb3="00000000" w:csb0="0002009F" w:csb1="00000000"/>
-  </w:font>
-  <w:font w:name="Segoe UI">
-    <w:panose1 w:val="020B0502040204020203"/>
-    <w:charset w:val="00"/>
-    <w:family w:val="swiss"/>
-    <w:pitch w:val="variable"/>
-    <w:sig w:usb0="E4002EFF" w:usb1="C000E47F" w:usb2="00000009" w:usb3="00000000" w:csb0="000001FF" w:csb1="00000000"/>
-  </w:font>
-  <w:font w:name="MS Mincho">
-    <w:altName w:val="ＭＳ 明朝"/>
-    <w:panose1 w:val="02020609040205080304"/>
-    <w:charset w:val="80"/>
-    <w:family w:val="modern"/>
-    <w:pitch w:val="fixed"/>
-    <w:sig w:usb0="E00002FF" w:usb1="6AC7FDFB" w:usb2="08000012" w:usb3="00000000" w:csb0="0002009F" w:csb1="00000000"/>
-  </w:font>
-  <w:font w:name="Consolas">
-    <w:panose1 w:val="020B0609020204030204"/>
-    <w:charset w:val="00"/>
-    <w:family w:val="modern"/>
-    <w:pitch w:val="fixed"/>
-    <w:sig w:usb0="E00006FF" w:usb1="0000FCFF" w:usb2="00000001" w:usb3="00000000" w:csb0="0000019F" w:csb1="00000000"/>
-  </w:font>
-  <w:font w:name="Calibri">
-    <w:panose1 w:val="020F0502020204030204"/>
-    <w:charset w:val="00"/>
-    <w:family w:val="swiss"/>
-    <w:pitch w:val="variable"/>
-    <w:sig w:usb0="E4002EFF" w:usb1="C000247B" w:usb2="00000009" w:usb3="00000000" w:csb0="000001FF" w:csb1="00000000"/>
-  </w:font>
-  <w:font w:name="Calibri Light">
-    <w:panose1 w:val="020F0302020204030204"/>
-    <w:charset w:val="00"/>
-    <w:family w:val="swiss"/>
-    <w:pitch w:val="variable"/>
-    <w:sig w:usb0="E0002AFF" w:usb1="C000247B" w:usb2="00000009" w:usb3="00000000" w:csb0="000001FF" w:csb1="00000000"/>
-  </w:font>
-</w:fonts>
-</file>
-
-<file path=word/glossary/settings.xml><?xml version="1.0" encoding="utf-8"?>
-<w:settings xmlns:mc="http://schemas.openxmlformats.org/markup-compatibility/2006" xmlns:o="urn:schemas-microsoft-com:office:office" xmlns:r="http://schemas.openxmlformats.org/officeDocument/2006/relationships" xmlns:m="http://schemas.openxmlformats.org/officeDocument/2006/math" xmlns:v="urn:schemas-microsoft-com:vml" xmlns:w10="urn:schemas-microsoft-com:office:word" xmlns:w="http://schemas.openxmlformats.org/wordprocessingml/2006/main" xmlns:w14="http://schemas.microsoft.com/office/word/2010/wordml" xmlns:w15="http://schemas.microsoft.com/office/word/2012/wordml" xmlns:w16cid="http://schemas.microsoft.com/office/word/2016/wordml/cid" xmlns:w16se="http://schemas.microsoft.com/office/word/2015/wordml/symex" xmlns:sl="http://schemas.openxmlformats.org/schemaLibrary/2006/main" mc:Ignorable="w14 w15 w16se w16cid">
-  <w:view w:val="normal"/>
-  <w:revisionView w:comments="0"/>
-  <w:defaultTabStop w:val="720"/>
-  <w:characterSpacingControl w:val="doNotCompress"/>
-  <w:compat>
-    <w:useFELayout/>
-    <w:compatSetting w:name="compatibilityMode" w:uri="http://schemas.microsoft.com/office/word" w:val="15"/>
-    <w:compatSetting w:name="overrideTableStyleFontSizeAndJustification" w:uri="http://schemas.microsoft.com/office/word" w:val="1"/>
-    <w:compatSetting w:name="enableOpenTypeFeatures" w:uri="http://schemas.microsoft.com/office/word" w:val="1"/>
-    <w:compatSetting w:name="doNotFlipMirrorIndents" w:uri="http://schemas.microsoft.com/office/word" w:val="1"/>
-    <w:compatSetting w:name="differentiateMultirowTableHeaders" w:uri="http://schemas.microsoft.com/office/word" w:val="1"/>
-    <w:compatSetting w:name="useWord2013TrackBottomHyphenation" w:uri="http://schemas.microsoft.com/office/word" w:val="0"/>
-  </w:compat>
-  <w:rsids>
-    <w:rsidRoot w:val="008F0511"/>
-    <w:rsid w:val="000D6EF6"/>
-    <w:rsid w:val="00271353"/>
-    <w:rsid w:val="002811D3"/>
-    <w:rsid w:val="002B064D"/>
-    <w:rsid w:val="00315014"/>
-    <w:rsid w:val="00384086"/>
-    <w:rsid w:val="00395686"/>
-    <w:rsid w:val="004E4D54"/>
-    <w:rsid w:val="006A5BDD"/>
-    <w:rsid w:val="00755743"/>
-    <w:rsid w:val="008F0511"/>
-    <w:rsid w:val="00A341E6"/>
-    <w:rsid w:val="00A51744"/>
-    <w:rsid w:val="00A67BBC"/>
-    <w:rsid w:val="00E8539E"/>
-    <w:rsid w:val="00EC0F40"/>
-    <w:rsid w:val="00FF4A83"/>
-  </w:rsids>
-  <m:mathPr>
-    <m:mathFont m:val="Cambria Math"/>
-    <m:brkBin m:val="before"/>
-    <m:brkBinSub m:val="--"/>
-    <m:smallFrac m:val="0"/>
-    <m:dispDef/>
-    <m:lMargin m:val="0"/>
-    <m:rMargin m:val="0"/>
-    <m:defJc m:val="centerGroup"/>
-    <m:wrapIndent m:val="1440"/>
-    <m:intLim m:val="subSup"/>
-    <m:naryLim m:val="undOvr"/>
-  </m:mathPr>
-  <w:themeFontLang w:val="en-US"/>
-  <w:clrSchemeMapping w:bg1="light1" w:t1="dark1" w:bg2="light2" w:t2="dark2" w:accent1="accent1" w:accent2="accent2" w:accent3="accent3" w:accent4="accent4" w:accent5="accent5" w:accent6="accent6" w:hyperlink="hyperlink" w:followedHyperlink="followedHyperlink"/>
-  <w:decimalSymbol w:val="."/>
-  <w:listSeparator w:val=","/>
-  <w15:chartTrackingRefBased/>
-</w:settings>
-</file>
-
-<file path=word/glossary/styles2.xml><?xml version="1.0" encoding="utf-8"?>
-<w:styles xmlns:mc="http://schemas.openxmlformats.org/markup-compatibility/2006" xmlns:r="http://schemas.openxmlformats.org/officeDocument/2006/relationships" xmlns:w="http://schemas.openxmlformats.org/wordprocessingml/2006/main" xmlns:w14="http://schemas.microsoft.com/office/word/2010/wordml" xmlns:w15="http://schemas.microsoft.com/office/word/2012/wordml" xmlns:w16cid="http://schemas.microsoft.com/office/word/2016/wordml/cid" xmlns:w16se="http://schemas.microsoft.com/office/word/2015/wordml/symex" mc:Ignorable="w14 w15 w16se w16cid">
-  <w:docDefaults>
-    <w:rPrDefault>
-      <w:rPr>
-        <w:rFonts w:asciiTheme="minorHAnsi" w:eastAsiaTheme="minorEastAsia" w:hAnsiTheme="minorHAnsi" w:cstheme="minorBidi"/>
-        <w:sz w:val="22"/>
-        <w:szCs w:val="22"/>
-        <w:lang w:val="en-US" w:eastAsia="en-US" w:bidi="ar-SA"/>
-      </w:rPr>
-    </w:rPrDefault>
-    <w:pPrDefault>
-      <w:pPr>
-        <w:spacing w:after="160" w:line="259" w:lineRule="auto"/>
-      </w:pPr>
-    </w:pPrDefault>
-  </w:docDefaults>
-  <w:latentStyles w:defLockedState="0" w:defUIPriority="99" w:defSemiHidden="0" w:defUnhideWhenUsed="0" w:defQFormat="0" w:count="376">
-    <w:lsdException w:name="Normal" w:uiPriority="0" w:qFormat="1"/>
-    <w:lsdException w:name="heading 1" w:uiPriority="9" w:qFormat="1"/>
-    <w:lsdException w:name="heading 2" w:semiHidden="1" w:uiPriority="9" w:unhideWhenUsed="1" w:qFormat="1"/>
-    <w:lsdException w:name="heading 3" w:semiHidden="1" w:uiPriority="9" w:unhideWhenUsed="1" w:qFormat="1"/>
-    <w:lsdException w:name="heading 4" w:semiHidden="1" w:uiPriority="9" w:unhideWhenUsed="1" w:qFormat="1"/>
-    <w:lsdException w:name="heading 5" w:semiHidden="1" w:uiPriority="9" w:unhideWhenUsed="1" w:qFormat="1"/>
-    <w:lsdException w:name="heading 6" w:semiHidden="1" w:uiPriority="9" w:unhideWhenUsed="1" w:qFormat="1"/>
-    <w:lsdException w:name="heading 7" w:semiHidden="1" w:uiPriority="9" w:unhideWhenUsed="1" w:qFormat="1"/>
-    <w:lsdException w:name="heading 8" w:semiHidden="1" w:uiPriority="9" w:unhideWhenUsed="1" w:qFormat="1"/>
-    <w:lsdException w:name="heading 9" w:semiHidden="1" w:uiPriority="9" w:unhideWhenUsed="1" w:qFormat="1"/>
-    <w:lsdException w:name="index 1" w:semiHidden="1" w:unhideWhenUsed="1"/>
-    <w:lsdException w:name="index 2" w:semiHidden="1" w:unhideWhenUsed="1"/>
-    <w:lsdException w:name="index 3" w:semiHidden="1" w:unhideWhenUsed="1"/>
-    <w:lsdException w:name="index 4" w:semiHidden="1" w:unhideWhenUsed="1"/>
-    <w:lsdException w:name="index 5" w:semiHidden="1" w:unhideWhenUsed="1"/>
-    <w:lsdException w:name="index 6" w:semiHidden="1" w:unhideWhenUsed="1"/>
-    <w:lsdException w:name="index 7" w:semiHidden="1" w:unhideWhenUsed="1"/>
-    <w:lsdException w:name="index 8" w:semiHidden="1" w:unhideWhenUsed="1"/>
-    <w:lsdException w:name="index 9" w:semiHidden="1" w:unhideWhenUsed="1"/>
-    <w:lsdException w:name="toc 1" w:semiHidden="1" w:uiPriority="39" w:unhideWhenUsed="1"/>
-    <w:lsdException w:name="toc 2" w:semiHidden="1" w:uiPriority="39" w:unhideWhenUsed="1"/>
-    <w:lsdException w:name="toc 3" w:semiHidden="1" w:uiPriority="39" w:unhideWhenUsed="1"/>
-    <w:lsdException w:name="toc 4" w:semiHidden="1" w:uiPriority="39" w:unhideWhenUsed="1"/>
-    <w:lsdException w:name="toc 5" w:semiHidden="1" w:uiPriority="39" w:unhideWhenUsed="1"/>
-    <w:lsdException w:name="toc 6" w:semiHidden="1" w:uiPriority="39" w:unhideWhenUsed="1"/>
-    <w:lsdException w:name="toc 7" w:semiHidden="1" w:uiPriority="39" w:unhideWhenUsed="1"/>
-    <w:lsdException w:name="toc 8" w:semiHidden="1" w:uiPriority="39" w:unhideWhenUsed="1"/>
-    <w:lsdException w:name="toc 9" w:semiHidden="1" w:uiPriority="39" w:unhideWhenUsed="1"/>
-    <w:lsdException w:name="Normal Indent" w:semiHidden="1" w:unhideWhenUsed="1"/>
-    <w:lsdException w:name="footnote text" w:semiHidden="1" w:unhideWhenUsed="1"/>
-    <w:lsdException w:name="annotation text" w:semiHidden="1" w:unhideWhenUsed="1"/>
-    <w:lsdException w:name="header" w:semiHidden="1" w:unhideWhenUsed="1"/>
-    <w:lsdException w:name="footer" w:semiHidden="1" w:unhideWhenUsed="1"/>
-    <w:lsdException w:name="index heading" w:semiHidden="1" w:unhideWhenUsed="1"/>
-    <w:lsdException w:name="caption" w:semiHidden="1" w:uiPriority="35" w:unhideWhenUsed="1" w:qFormat="1"/>
-    <w:lsdException w:name="table of figures" w:semiHidden="1" w:unhideWhenUsed="1"/>
-    <w:lsdException w:name="envelope address" w:semiHidden="1" w:unhideWhenUsed="1"/>
-    <w:lsdException w:name="envelope return" w:semiHidden="1" w:unhideWhenUsed="1"/>
-    <w:lsdException w:name="footnote reference" w:semiHidden="1" w:unhideWhenUsed="1"/>
-    <w:lsdException w:name="annotation reference" w:semiHidden="1" w:unhideWhenUsed="1"/>
-    <w:lsdException w:name="line number" w:semiHidden="1" w:unhideWhenUsed="1"/>
-    <w:lsdException w:name="page number" w:semiHidden="1" w:unhideWhenUsed="1"/>
-    <w:lsdException w:name="endnote reference" w:semiHidden="1" w:unhideWhenUsed="1"/>
-    <w:lsdException w:name="endnote text" w:semiHidden="1" w:unhideWhenUsed="1"/>
-    <w:lsdException w:name="table of authorities" w:semiHidden="1" w:unhideWhenUsed="1"/>
-    <w:lsdException w:name="macro" w:semiHidden="1" w:unhideWhenUsed="1"/>
-    <w:lsdException w:name="toa heading" w:semiHidden="1" w:unhideWhenUsed="1"/>
-    <w:lsdException w:name="List" w:semiHidden="1" w:unhideWhenUsed="1"/>
-    <w:lsdException w:name="List Bullet" w:semiHidden="1" w:unhideWhenUsed="1"/>
-    <w:lsdException w:name="List Number" w:semiHidden="1" w:unhideWhenUsed="1"/>
-    <w:lsdException w:name="List 2" w:semiHidden="1" w:unhideWhenUsed="1"/>
-    <w:lsdException w:name="List 3" w:semiHidden="1" w:unhideWhenUsed="1"/>
-    <w:lsdException w:name="List 4" w:semiHidden="1" w:unhideWhenUsed="1"/>
-    <w:lsdException w:name="List 5" w:semiHidden="1" w:unhideWhenUsed="1"/>
-    <w:lsdException w:name="List Bullet 2" w:semiHidden="1" w:unhideWhenUsed="1"/>
-    <w:lsdException w:name="List Bullet 3" w:semiHidden="1" w:unhideWhenUsed="1"/>
-    <w:lsdException w:name="List Bullet 4" w:semiHidden="1" w:unhideWhenUsed="1"/>
-    <w:lsdException w:name="List Bullet 5" w:semiHidden="1" w:unhideWhenUsed="1"/>
-    <w:lsdException w:name="List Number 2" w:semiHidden="1" w:unhideWhenUsed="1"/>
-    <w:lsdException w:name="List Number 3" w:semiHidden="1" w:unhideWhenUsed="1"/>
-    <w:lsdException w:name="List Number 4" w:semiHidden="1" w:unhideWhenUsed="1"/>
-    <w:lsdException w:name="List Number 5" w:semiHidden="1" w:unhideWhenUsed="1"/>
-    <w:lsdException w:name="Title" w:uiPriority="1" w:qFormat="1"/>
-    <w:lsdException w:name="Closing" w:semiHidden="1" w:unhideWhenUsed="1"/>
-    <w:lsdException w:name="Signature" w:semiHidden="1" w:unhideWhenUsed="1"/>
-    <w:lsdException w:name="Default Paragraph Font" w:semiHidden="1" w:uiPriority="1" w:unhideWhenUsed="1"/>
-    <w:lsdException w:name="Body Text" w:semiHidden="1" w:unhideWhenUsed="1"/>
-    <w:lsdException w:name="Body Text Indent" w:semiHidden="1" w:unhideWhenUsed="1"/>
-    <w:lsdException w:name="List Continue" w:semiHidden="1" w:unhideWhenUsed="1"/>
-    <w:lsdException w:name="List Continue 2" w:semiHidden="1" w:unhideWhenUsed="1"/>
-    <w:lsdException w:name="List Continue 3" w:semiHidden="1" w:unhideWhenUsed="1"/>
-    <w:lsdException w:name="List Continue 4" w:semiHidden="1" w:unhideWhenUsed="1"/>
-    <w:lsdException w:name="List Continue 5" w:semiHidden="1" w:unhideWhenUsed="1"/>
-    <w:lsdException w:name="Message Header" w:semiHidden="1" w:unhideWhenUsed="1"/>
-    <w:lsdException w:name="Subtitle" w:uiPriority="11" w:qFormat="1"/>
-    <w:lsdException w:name="Salutation" w:semiHidden="1" w:unhideWhenUsed="1"/>
-    <w:lsdException w:name="Date" w:semiHidden="1" w:unhideWhenUsed="1"/>
-    <w:lsdException w:name="Body Text First Indent" w:semiHidden="1" w:unhideWhenUsed="1"/>
-    <w:lsdException w:name="Body Text First Indent 2" w:semiHidden="1" w:unhideWhenUsed="1"/>
-    <w:lsdException w:name="Note Heading" w:semiHidden="1" w:unhideWhenUsed="1"/>
-    <w:lsdException w:name="Body Text 2" w:semiHidden="1" w:unhideWhenUsed="1"/>
-    <w:lsdException w:name="Body Text 3" w:semiHidden="1" w:unhideWhenUsed="1"/>
-    <w:lsdException w:name="Body Text Indent 2" w:semiHidden="1" w:unhideWhenUsed="1"/>
-    <w:lsdException w:name="Body Text Indent 3" w:semiHidden="1" w:unhideWhenUsed="1"/>
-    <w:lsdException w:name="Block Text" w:semiHidden="1" w:unhideWhenUsed="1"/>
-    <w:lsdException w:name="Hyperlink" w:semiHidden="1" w:unhideWhenUsed="1"/>
-    <w:lsdException w:name="FollowedHyperlink" w:semiHidden="1" w:unhideWhenUsed="1"/>
-    <w:lsdException w:name="Strong" w:uiPriority="22" w:qFormat="1"/>
-    <w:lsdException w:name="Emphasis" w:uiPriority="20" w:qFormat="1"/>
-    <w:lsdException w:name="Document Map" w:semiHidden="1" w:unhideWhenUsed="1"/>
-    <w:lsdException w:name="Plain Text" w:semiHidden="1" w:unhideWhenUsed="1"/>
-    <w:lsdException w:name="E-mail Signature" w:semiHidden="1" w:unhideWhenUsed="1"/>
-    <w:lsdException w:name="HTML Top of Form" w:semiHidden="1" w:unhideWhenUsed="1"/>
-    <w:lsdException w:name="HTML Bottom of Form" w:semiHidden="1" w:unhideWhenUsed="1"/>
-    <w:lsdException w:name="Normal (Web)" w:semiHidden="1" w:unhideWhenUsed="1"/>
-    <w:lsdException w:name="HTML Acronym" w:semiHidden="1" w:unhideWhenUsed="1"/>
-    <w:lsdException w:name="HTML Address" w:semiHidden="1" w:unhideWhenUsed="1"/>
-    <w:lsdException w:name="HTML Cite" w:semiHidden="1" w:unhideWhenUsed="1"/>
-    <w:lsdException w:name="HTML Code" w:semiHidden="1" w:unhideWhenUsed="1"/>
-    <w:lsdException w:name="HTML Definition" w:semiHidden="1" w:unhideWhenUsed="1"/>
-    <w:lsdException w:name="HTML Keyboard" w:semiHidden="1" w:unhideWhenUsed="1"/>
-    <w:lsdException w:name="HTML Preformatted" w:semiHidden="1" w:unhideWhenUsed="1"/>
-    <w:lsdException w:name="HTML Sample" w:semiHidden="1" w:unhideWhenUsed="1"/>
-    <w:lsdException w:name="HTML Typewriter" w:semiHidden="1" w:unhideWhenUsed="1"/>
-    <w:lsdException w:name="HTML Variable" w:semiHidden="1" w:unhideWhenUsed="1"/>
-    <w:lsdException w:name="Normal Table" w:semiHidden="1" w:unhideWhenUsed="1"/>
-    <w:lsdException w:name="annotation subject" w:semiHidden="1" w:unhideWhenUsed="1"/>
-    <w:lsdException w:name="No List" w:semiHidden="1" w:unhideWhenUsed="1"/>
-    <w:lsdException w:name="Outline List 1" w:semiHidden="1" w:unhideWhenUsed="1"/>
-    <w:lsdException w:name="Outline List 2" w:semiHidden="1" w:unhideWhenUsed="1"/>
-    <w:lsdException w:name="Outline List 3" w:semiHidden="1" w:unhideWhenUsed="1"/>
-    <w:lsdException w:name="Table Simple 1" w:semiHidden="1" w:unhideWhenUsed="1"/>
-    <w:lsdException w:name="Table Simple 2" w:semiHidden="1" w:unhideWhenUsed="1"/>
-    <w:lsdException w:name="Table Simple 3" w:semiHidden="1" w:unhideWhenUsed="1"/>
-    <w:lsdException w:name="Table Classic 1" w:semiHidden="1" w:unhideWhenUsed="1"/>
-    <w:lsdException w:name="Table Classic 2" w:semiHidden="1" w:unhideWhenUsed="1"/>
-    <w:lsdException w:name="Table Classic 3" w:semiHidden="1" w:unhideWhenUsed="1"/>
-    <w:lsdException w:name="Table Classic 4" w:semiHidden="1" w:unhideWhenUsed="1"/>
-    <w:lsdException w:name="Table Colorful 1" w:semiHidden="1" w:unhideWhenUsed="1"/>
-    <w:lsdException w:name="Table Colorful 2" w:semiHidden="1" w:unhideWhenUsed="1"/>
-    <w:lsdException w:name="Table Colorful 3" w:semiHidden="1" w:unhideWhenUsed="1"/>
-    <w:lsdException w:name="Table Columns 1" w:semiHidden="1" w:unhideWhenUsed="1"/>
-    <w:lsdException w:name="Table Columns 2" w:semiHidden="1" w:unhideWhenUsed="1"/>
-    <w:lsdException w:name="Table Columns 3" w:semiHidden="1" w:unhideWhenUsed="1"/>
-    <w:lsdException w:name="Table Columns 4" w:semiHidden="1" w:unhideWhenUsed="1"/>
-    <w:lsdException w:name="Table Columns 5" w:semiHidden="1" w:unhideWhenUsed="1"/>
-    <w:lsdException w:name="Table Grid 1" w:semiHidden="1" w:unhideWhenUsed="1"/>
-    <w:lsdException w:name="Table Grid 2" w:semiHidden="1" w:unhideWhenUsed="1"/>
-    <w:lsdException w:name="Table Grid 3" w:semiHidden="1" w:unhideWhenUsed="1"/>
-    <w:lsdException w:name="Table Grid 4" w:semiHidden="1" w:unhideWhenUsed="1"/>
-    <w:lsdException w:name="Table Grid 5" w:semiHidden="1" w:unhideWhenUsed="1"/>
-    <w:lsdException w:name="Table Grid 6" w:semiHidden="1" w:unhideWhenUsed="1"/>
-    <w:lsdException w:name="Table Grid 7" w:semiHidden="1" w:unhideWhenUsed="1"/>
-    <w:lsdException w:name="Table Grid 8" w:semiHidden="1" w:unhideWhenUsed="1"/>
-    <w:lsdException w:name="Table List 1" w:semiHidden="1" w:unhideWhenUsed="1"/>
-    <w:lsdException w:name="Table List 2" w:semiHidden="1" w:unhideWhenUsed="1"/>
-    <w:lsdException w:name="Table List 3" w:semiHidden="1" w:unhideWhenUsed="1"/>
-    <w:lsdException w:name="Table List 4" w:semiHidden="1" w:unhideWhenUsed="1"/>
-    <w:lsdException w:name="Table List 5" w:semiHidden="1" w:unhideWhenUsed="1"/>
-    <w:lsdException w:name="Table List 6" w:semiHidden="1" w:unhideWhenUsed="1"/>
-    <w:lsdException w:name="Table List 7" w:semiHidden="1" w:unhideWhenUsed="1"/>
-    <w:lsdException w:name="Table List 8" w:semiHidden="1" w:unhideWhenUsed="1"/>
-    <w:lsdException w:name="Table 3D effects 1" w:semiHidden="1" w:unhideWhenUsed="1"/>
-    <w:lsdException w:name="Table 3D effects 2" w:semiHidden="1" w:unhideWhenUsed="1"/>
-    <w:lsdException w:name="Table 3D effects 3" w:semiHidden="1" w:unhideWhenUsed="1"/>
-    <w:lsdException w:name="Table Contemporary" w:semiHidden="1" w:unhideWhenUsed="1"/>
-    <w:lsdException w:name="Table Elegant" w:semiHidden="1" w:unhideWhenUsed="1"/>
-    <w:lsdException w:name="Table Professional" w:semiHidden="1" w:unhideWhenUsed="1"/>
-    <w:lsdException w:name="Table Subtle 1" w:semiHidden="1" w:unhideWhenUsed="1"/>
-    <w:lsdException w:name="Table Subtle 2" w:semiHidden="1" w:unhideWhenUsed="1"/>
-    <w:lsdException w:name="Table Web 1" w:semiHidden="1" w:unhideWhenUsed="1"/>
-    <w:lsdException w:name="Table Web 2" w:semiHidden="1" w:unhideWhenUsed="1"/>
-    <w:lsdException w:name="Table Web 3" w:semiHidden="1" w:unhideWhenUsed="1"/>
-    <w:lsdException w:name="Balloon Text" w:semiHidden="1" w:unhideWhenUsed="1"/>
-    <w:lsdException w:name="Table Grid" w:uiPriority="39"/>
-    <w:lsdException w:name="Table Theme" w:semiHidden="1" w:unhideWhenUsed="1"/>
-    <w:lsdException w:name="Placeholder Text" w:semiHidden="1"/>
-    <w:lsdException w:name="No Spacing" w:uiPriority="1" w:qFormat="1"/>
-    <w:lsdException w:name="Light Shading" w:uiPriority="60"/>
-    <w:lsdException w:name="Light List" w:uiPriority="61"/>
-    <w:lsdException w:name="Light Grid" w:uiPriority="62"/>
-    <w:lsdException w:name="Medium Shading 1" w:uiPriority="63"/>
-    <w:lsdException w:name="Medium Shading 2" w:uiPriority="64"/>
-    <w:lsdException w:name="Medium List 1" w:uiPriority="65"/>
-    <w:lsdException w:name="Medium List 2" w:uiPriority="66"/>
-    <w:lsdException w:name="Medium Grid 1" w:uiPriority="67"/>
-    <w:lsdException w:name="Medium Grid 2" w:uiPriority="68"/>
-    <w:lsdException w:name="Medium Grid 3" w:uiPriority="69"/>
-    <w:lsdException w:name="Dark List" w:uiPriority="70"/>
-    <w:lsdException w:name="Colorful Shading" w:uiPriority="71"/>
-    <w:lsdException w:name="Colorful List" w:uiPriority="72"/>
-    <w:lsdException w:name="Colorful Grid" w:uiPriority="73"/>
-    <w:lsdException w:name="Light Shading Accent 1" w:uiPriority="60"/>
-    <w:lsdException w:name="Light List Accent 1" w:uiPriority="61"/>
-    <w:lsdException w:name="Light Grid Accent 1" w:uiPriority="62"/>
-    <w:lsdException w:name="Medium Shading 1 Accent 1" w:uiPriority="63"/>
-    <w:lsdException w:name="Medium Shading 2 Accent 1" w:uiPriority="64"/>
-    <w:lsdException w:name="Medium List 1 Accent 1" w:uiPriority="65"/>
-    <w:lsdException w:name="Revision" w:semiHidden="1"/>
-    <w:lsdException w:name="List Paragraph" w:uiPriority="34" w:qFormat="1"/>
-    <w:lsdException w:name="Quote" w:uiPriority="29" w:qFormat="1"/>
-    <w:lsdException w:name="Intense Quote" w:uiPriority="30" w:qFormat="1"/>
-    <w:lsdException w:name="Medium List 2 Accent 1" w:uiPriority="66"/>
-    <w:lsdException w:name="Medium Grid 1 Accent 1" w:uiPriority="67"/>
-    <w:lsdException w:name="Medium Grid 2 Accent 1" w:uiPriority="68"/>
-    <w:lsdException w:name="Medium Grid 3 Accent 1" w:uiPriority="69"/>
-    <w:lsdException w:name="Dark List Accent 1" w:uiPriority="70"/>
-    <w:lsdException w:name="Colorful Shading Accent 1" w:uiPriority="71"/>
-    <w:lsdException w:name="Colorful List Accent 1" w:uiPriority="72"/>
-    <w:lsdException w:name="Colorful Grid Accent 1" w:uiPriority="73"/>
-    <w:lsdException w:name="Light Shading Accent 2" w:uiPriority="60"/>
-    <w:lsdException w:name="Light List Accent 2" w:uiPriority="61"/>
-    <w:lsdException w:name="Light Grid Accent 2" w:uiPriority="62"/>
-    <w:lsdException w:name="Medium Shading 1 Accent 2" w:uiPriority="63"/>
-    <w:lsdException w:name="Medium Shading 2 Accent 2" w:uiPriority="64"/>
-    <w:lsdException w:name="Medium List 1 Accent 2" w:uiPriority="65"/>
-    <w:lsdException w:name="Medium List 2 Accent 2" w:uiPriority="66"/>
-    <w:lsdException w:name="Medium Grid 1 Accent 2" w:uiPriority="67"/>
-    <w:lsdException w:name="Medium Grid 2 Accent 2" w:uiPriority="68"/>
-    <w:lsdException w:name="Medium Grid 3 Accent 2" w:uiPriority="69"/>
-    <w:lsdException w:name="Dark List Accent 2" w:uiPriority="70"/>
-    <w:lsdException w:name="Colorful Shading Accent 2" w:uiPriority="71"/>
-    <w:lsdException w:name="Colorful List Accent 2" w:uiPriority="72"/>
-    <w:lsdException w:name="Colorful Grid Accent 2" w:uiPriority="73"/>
-    <w:lsdException w:name="Light Shading Accent 3" w:uiPriority="60"/>
-    <w:lsdException w:name="Light List Accent 3" w:uiPriority="61"/>
-    <w:lsdException w:name="Light Grid Accent 3" w:uiPriority="62"/>
-    <w:lsdException w:name="Medium Shading 1 Accent 3" w:uiPriority="63"/>
-    <w:lsdException w:name="Medium Shading 2 Accent 3" w:uiPriority="64"/>
-    <w:lsdException w:name="Medium List 1 Accent 3" w:uiPriority="65"/>
-    <w:lsdException w:name="Medium List 2 Accent 3" w:uiPriority="66"/>
-    <w:lsdException w:name="Medium Grid 1 Accent 3" w:uiPriority="67"/>
-    <w:lsdException w:name="Medium Grid 2 Accent 3" w:uiPriority="68"/>
-    <w:lsdException w:name="Medium Grid 3 Accent 3" w:uiPriority="69"/>
-    <w:lsdException w:name="Dark List Accent 3" w:uiPriority="70"/>
-    <w:lsdException w:name="Colorful Shading Accent 3" w:uiPriority="71"/>
-    <w:lsdException w:name="Colorful List Accent 3" w:uiPriority="72"/>
-    <w:lsdException w:name="Colorful Grid Accent 3" w:uiPriority="73"/>
-    <w:lsdException w:name="Light Shading Accent 4" w:uiPriority="60"/>
-    <w:lsdException w:name="Light List Accent 4" w:uiPriority="61"/>
-    <w:lsdException w:name="Light Grid Accent 4" w:uiPriority="62"/>
-    <w:lsdException w:name="Medium Shading 1 Accent 4" w:uiPriority="63"/>
-    <w:lsdException w:name="Medium Shading 2 Accent 4" w:uiPriority="64"/>
-    <w:lsdException w:name="Medium List 1 Accent 4" w:uiPriority="65"/>
-    <w:lsdException w:name="Medium List 2 Accent 4" w:uiPriority="66"/>
-    <w:lsdException w:name="Medium Grid 1 Accent 4" w:uiPriority="67"/>
-    <w:lsdException w:name="Medium Grid 2 Accent 4" w:uiPriority="68"/>
-    <w:lsdException w:name="Medium Grid 3 Accent 4" w:uiPriority="69"/>
-    <w:lsdException w:name="Dark List Accent 4" w:uiPriority="70"/>
-    <w:lsdException w:name="Colorful Shading Accent 4" w:uiPriority="71"/>
-    <w:lsdException w:name="Colorful List Accent 4" w:uiPriority="72"/>
-    <w:lsdException w:name="Colorful Grid Accent 4" w:uiPriority="73"/>
-    <w:lsdException w:name="Light Shading Accent 5" w:uiPriority="60"/>
-    <w:lsdException w:name="Light List Accent 5" w:uiPriority="61"/>
-    <w:lsdException w:name="Light Grid Accent 5" w:uiPriority="62"/>
-    <w:lsdException w:name="Medium Shading 1 Accent 5" w:uiPriority="63"/>
-    <w:lsdException w:name="Medium Shading 2 Accent 5" w:uiPriority="64"/>
-    <w:lsdException w:name="Medium List 1 Accent 5" w:uiPriority="65"/>
-    <w:lsdException w:name="Medium List 2 Accent 5" w:uiPriority="66"/>
-    <w:lsdException w:name="Medium Grid 1 Accent 5" w:uiPriority="67"/>
-    <w:lsdException w:name="Medium Grid 2 Accent 5" w:uiPriority="68"/>
-    <w:lsdException w:name="Medium Grid 3 Accent 5" w:uiPriority="69"/>
-    <w:lsdException w:name="Dark List Accent 5" w:uiPriority="70"/>
-    <w:lsdException w:name="Colorful Shading Accent 5" w:uiPriority="71"/>
-    <w:lsdException w:name="Colorful List Accent 5" w:uiPriority="72"/>
-    <w:lsdException w:name="Colorful Grid Accent 5" w:uiPriority="73"/>
-    <w:lsdException w:name="Light Shading Accent 6" w:uiPriority="60"/>
-    <w:lsdException w:name="Light List Accent 6" w:uiPriority="61"/>
-    <w:lsdException w:name="Light Grid Accent 6" w:uiPriority="62"/>
-    <w:lsdException w:name="Medium Shading 1 Accent 6" w:uiPriority="63"/>
-    <w:lsdException w:name="Medium Shading 2 Accent 6" w:uiPriority="64"/>
-    <w:lsdException w:name="Medium List 1 Accent 6" w:uiPriority="65"/>
-    <w:lsdException w:name="Medium List 2 Accent 6" w:uiPriority="66"/>
-    <w:lsdException w:name="Medium Grid 1 Accent 6" w:uiPriority="67"/>
-    <w:lsdException w:name="Medium Grid 2 Accent 6" w:uiPriority="68"/>
-    <w:lsdException w:name="Medium Grid 3 Accent 6" w:uiPriority="69"/>
-    <w:lsdException w:name="Dark List Accent 6" w:uiPriority="70"/>
-    <w:lsdException w:name="Colorful Shading Accent 6" w:uiPriority="71"/>
-    <w:lsdException w:name="Colorful List Accent 6" w:uiPriority="72"/>
-    <w:lsdException w:name="Colorful Grid Accent 6" w:uiPriority="73"/>
-    <w:lsdException w:name="Subtle Emphasis" w:uiPriority="19" w:qFormat="1"/>
-    <w:lsdException w:name="Intense Emphasis" w:uiPriority="21" w:qFormat="1"/>
-    <w:lsdException w:name="Subtle Reference" w:uiPriority="31" w:qFormat="1"/>
-    <w:lsdException w:name="Intense Reference" w:uiPriority="32" w:qFormat="1"/>
-    <w:lsdException w:name="Book Title" w:uiPriority="33" w:qFormat="1"/>
-    <w:lsdException w:name="Bibliography" w:semiHidden="1" w:uiPriority="37" w:unhideWhenUsed="1"/>
-    <w:lsdException w:name="TOC Heading" w:semiHidden="1" w:uiPriority="39" w:unhideWhenUsed="1" w:qFormat="1"/>
-    <w:lsdException w:name="Plain Table 1" w:uiPriority="41"/>
-    <w:lsdException w:name="Plain Table 2" w:uiPriority="42"/>
-    <w:lsdException w:name="Plain Table 3" w:uiPriority="43"/>
-    <w:lsdException w:name="Plain Table 4" w:uiPriority="44"/>
-    <w:lsdException w:name="Plain Table 5" w:uiPriority="45"/>
-    <w:lsdException w:name="Grid Table Light" w:uiPriority="40"/>
-    <w:lsdException w:name="Grid Table 1 Light" w:uiPriority="46"/>
-    <w:lsdException w:name="Grid Table 2" w:uiPriority="47"/>
-    <w:lsdException w:name="Grid Table 3" w:uiPriority="48"/>
-    <w:lsdException w:name="Grid Table 4" w:uiPriority="49"/>
-    <w:lsdException w:name="Grid Table 5 Dark" w:uiPriority="50"/>
-    <w:lsdException w:name="Grid Table 6 Colorful" w:uiPriority="51"/>
-    <w:lsdException w:name="Grid Table 7 Colorful" w:uiPriority="52"/>
-    <w:lsdException w:name="Grid Table 1 Light Accent 1" w:uiPriority="46"/>
-    <w:lsdException w:name="Grid Table 2 Accent 1" w:uiPriority="47"/>
-    <w:lsdException w:name="Grid Table 3 Accent 1" w:uiPriority="48"/>
-    <w:lsdException w:name="Grid Table 4 Accent 1" w:uiPriority="49"/>
-    <w:lsdException w:name="Grid Table 5 Dark Accent 1" w:uiPriority="50"/>
-    <w:lsdException w:name="Grid Table 6 Colorful Accent 1" w:uiPriority="51"/>
-    <w:lsdException w:name="Grid Table 7 Colorful Accent 1" w:uiPriority="52"/>
-    <w:lsdException w:name="Grid Table 1 Light Accent 2" w:uiPriority="46"/>
-    <w:lsdException w:name="Grid Table 2 Accent 2" w:uiPriority="47"/>
-    <w:lsdException w:name="Grid Table 3 Accent 2" w:uiPriority="48"/>
-    <w:lsdException w:name="Grid Table 4 Accent 2" w:uiPriority="49"/>
-    <w:lsdException w:name="Grid Table 5 Dark Accent 2" w:uiPriority="50"/>
-    <w:lsdException w:name="Grid Table 6 Colorful Accent 2" w:uiPriority="51"/>
-    <w:lsdException w:name="Grid Table 7 Colorful Accent 2" w:uiPriority="52"/>
-    <w:lsdException w:name="Grid Table 1 Light Accent 3" w:uiPriority="46"/>
-    <w:lsdException w:name="Grid Table 2 Accent 3" w:uiPriority="47"/>
-    <w:lsdException w:name="Grid Table 3 Accent 3" w:uiPriority="48"/>
-    <w:lsdException w:name="Grid Table 4 Accent 3" w:uiPriority="49"/>
-    <w:lsdException w:name="Grid Table 5 Dark Accent 3" w:uiPriority="50"/>
-    <w:lsdException w:name="Grid Table 6 Colorful Accent 3" w:uiPriority="51"/>
-    <w:lsdException w:name="Grid Table 7 Colorful Accent 3" w:uiPriority="52"/>
-    <w:lsdException w:name="Grid Table 1 Light Accent 4" w:uiPriority="46"/>
-    <w:lsdException w:name="Grid Table 2 Accent 4" w:uiPriority="47"/>
-    <w:lsdException w:name="Grid Table 3 Accent 4" w:uiPriority="48"/>
-    <w:lsdException w:name="Grid Table 4 Accent 4" w:uiPriority="49"/>
-    <w:lsdException w:name="Grid Table 5 Dark Accent 4" w:uiPriority="50"/>
-    <w:lsdException w:name="Grid Table 6 Colorful Accent 4" w:uiPriority="51"/>
-    <w:lsdException w:name="Grid Table 7 Colorful Accent 4" w:uiPriority="52"/>
-    <w:lsdException w:name="Grid Table 1 Light Accent 5" w:uiPriority="46"/>
-    <w:lsdException w:name="Grid Table 2 Accent 5" w:uiPriority="47"/>
-    <w:lsdException w:name="Grid Table 3 Accent 5" w:uiPriority="48"/>
-    <w:lsdException w:name="Grid Table 4 Accent 5" w:uiPriority="49"/>
-    <w:lsdException w:name="Grid Table 5 Dark Accent 5" w:uiPriority="50"/>
-    <w:lsdException w:name="Grid Table 6 Colorful Accent 5" w:uiPriority="51"/>
-    <w:lsdException w:name="Grid Table 7 Colorful Accent 5" w:uiPriority="52"/>
-    <w:lsdException w:name="Grid Table 1 Light Accent 6" w:uiPriority="46"/>
-    <w:lsdException w:name="Grid Table 2 Accent 6" w:uiPriority="47"/>
-    <w:lsdException w:name="Grid Table 3 Accent 6" w:uiPriority="48"/>
-    <w:lsdException w:name="Grid Table 4 Accent 6" w:uiPriority="49"/>
-    <w:lsdException w:name="Grid Table 5 Dark Accent 6" w:uiPriority="50"/>
-    <w:lsdException w:name="Grid Table 6 Colorful Accent 6" w:uiPriority="51"/>
-    <w:lsdException w:name="Grid Table 7 Colorful Accent 6" w:uiPriority="52"/>
-    <w:lsdException w:name="List Table 1 Light" w:uiPriority="46"/>
-    <w:lsdException w:name="List Table 2" w:uiPriority="47"/>
-    <w:lsdException w:name="List Table 3" w:uiPriority="48"/>
-    <w:lsdException w:name="List Table 4" w:uiPriority="49"/>
-    <w:lsdException w:name="List Table 5 Dark" w:uiPriority="50"/>
-    <w:lsdException w:name="List Table 6 Colorful" w:uiPriority="51"/>
-    <w:lsdException w:name="List Table 7 Colorful" w:uiPriority="52"/>
-    <w:lsdException w:name="List Table 1 Light Accent 1" w:uiPriority="46"/>
-    <w:lsdException w:name="List Table 2 Accent 1" w:uiPriority="47"/>
-    <w:lsdException w:name="List Table 3 Accent 1" w:uiPriority="48"/>
-    <w:lsdException w:name="List Table 4 Accent 1" w:uiPriority="49"/>
-    <w:lsdException w:name="List Table 5 Dark Accent 1" w:uiPriority="50"/>
-    <w:lsdException w:name="List Table 6 Colorful Accent 1" w:uiPriority="51"/>
-    <w:lsdException w:name="List Table 7 Colorful Accent 1" w:uiPriority="52"/>
-    <w:lsdException w:name="List Table 1 Light Accent 2" w:uiPriority="46"/>
-    <w:lsdException w:name="List Table 2 Accent 2" w:uiPriority="47"/>
-    <w:lsdException w:name="List Table 3 Accent 2" w:uiPriority="48"/>
-    <w:lsdException w:name="List Table 4 Accent 2" w:uiPriority="49"/>
-    <w:lsdException w:name="List Table 5 Dark Accent 2" w:uiPriority="50"/>
-    <w:lsdException w:name="List Table 6 Colorful Accent 2" w:uiPriority="51"/>
-    <w:lsdException w:name="List Table 7 Colorful Accent 2" w:uiPriority="52"/>
-    <w:lsdException w:name="List Table 1 Light Accent 3" w:uiPriority="46"/>
-    <w:lsdException w:name="List Table 2 Accent 3" w:uiPriority="47"/>
-    <w:lsdException w:name="List Table 3 Accent 3" w:uiPriority="48"/>
-    <w:lsdException w:name="List Table 4 Accent 3" w:uiPriority="49"/>
-    <w:lsdException w:name="List Table 5 Dark Accent 3" w:uiPriority="50"/>
-    <w:lsdException w:name="List Table 6 Colorful Accent 3" w:uiPriority="51"/>
-    <w:lsdException w:name="List Table 7 Colorful Accent 3" w:uiPriority="52"/>
-    <w:lsdException w:name="List Table 1 Light Accent 4" w:uiPriority="46"/>
-    <w:lsdException w:name="List Table 2 Accent 4" w:uiPriority="47"/>
-    <w:lsdException w:name="List Table 3 Accent 4" w:uiPriority="48"/>
-    <w:lsdException w:name="List Table 4 Accent 4" w:uiPriority="49"/>
-    <w:lsdException w:name="List Table 5 Dark Accent 4" w:uiPriority="50"/>
-    <w:lsdException w:name="List Table 6 Colorful Accent 4" w:uiPriority="51"/>
-    <w:lsdException w:name="List Table 7 Colorful Accent 4" w:uiPriority="52"/>
-    <w:lsdException w:name="List Table 1 Light Accent 5" w:uiPriority="46"/>
-    <w:lsdException w:name="List Table 2 Accent 5" w:uiPriority="47"/>
-    <w:lsdException w:name="List Table 3 Accent 5" w:uiPriority="48"/>
-    <w:lsdException w:name="List Table 4 Accent 5" w:uiPriority="49"/>
-    <w:lsdException w:name="List Table 5 Dark Accent 5" w:uiPriority="50"/>
-    <w:lsdException w:name="List Table 6 Colorful Accent 5" w:uiPriority="51"/>
-    <w:lsdException w:name="List Table 7 Colorful Accent 5" w:uiPriority="52"/>
-    <w:lsdException w:name="List Table 1 Light Accent 6" w:uiPriority="46"/>
-    <w:lsdException w:name="List Table 2 Accent 6" w:uiPriority="47"/>
-    <w:lsdException w:name="List Table 3 Accent 6" w:uiPriority="48"/>
-    <w:lsdException w:name="List Table 4 Accent 6" w:uiPriority="49"/>
-    <w:lsdException w:name="List Table 5 Dark Accent 6" w:uiPriority="50"/>
-    <w:lsdException w:name="List Table 6 Colorful Accent 6" w:uiPriority="51"/>
-    <w:lsdException w:name="List Table 7 Colorful Accent 6" w:uiPriority="52"/>
-    <w:lsdException w:name="Mention" w:semiHidden="1" w:unhideWhenUsed="1"/>
-    <w:lsdException w:name="Smart Hyperlink" w:semiHidden="1" w:unhideWhenUsed="1"/>
-    <w:lsdException w:name="Hashtag" w:semiHidden="1" w:unhideWhenUsed="1"/>
-    <w:lsdException w:name="Unresolved Mention" w:semiHidden="1" w:unhideWhenUsed="1"/>
-    <w:lsdException w:name="Smart Link" w:semiHidden="1" w:unhideWhenUsed="1"/>
-  </w:latentStyles>
-  <w:style w:type="paragraph" w:default="1" w:styleId="Normal">
-    <w:name w:val="Normal"/>
-    <w:qFormat/>
-  </w:style>
-  <w:style w:type="character" w:default="1" w:styleId="DefaultParagraphFont">
-    <w:name w:val="Default Paragraph Font"/>
-    <w:uiPriority w:val="1"/>
-    <w:semiHidden/>
-    <w:unhideWhenUsed/>
-  </w:style>
-  <w:style w:type="table" w:default="1" w:styleId="TableNormal">
-    <w:name w:val="Normal Table"/>
-    <w:uiPriority w:val="99"/>
-    <w:semiHidden/>
-    <w:unhideWhenUsed/>
-    <w:tblPr>
-      <w:tblInd w:w="0" w:type="dxa"/>
-      <w:tblCellMar>
-        <w:top w:w="0" w:type="dxa"/>
-        <w:left w:w="108" w:type="dxa"/>
-        <w:bottom w:w="0" w:type="dxa"/>
-        <w:right w:w="108" w:type="dxa"/>
-      </w:tblCellMar>
-    </w:tblPr>
-  </w:style>
-  <w:style w:type="numbering" w:default="1" w:styleId="NoList">
-    <w:name w:val="No List"/>
-    <w:uiPriority w:val="99"/>
-    <w:semiHidden/>
-    <w:unhideWhenUsed/>
-  </w:style>
-  <w:style w:type="paragraph" w:customStyle="1" w:styleId="89855227FFD24165AA6C6D3D8B28057F">
-    <w:name w:val="89855227FFD24165AA6C6D3D8B28057F"/>
-  </w:style>
-  <w:style w:type="paragraph" w:customStyle="1" w:styleId="920B987A87E94714AB47AE1467E2D072">
-    <w:name w:val="920B987A87E94714AB47AE1467E2D072"/>
-  </w:style>
-  <w:style w:type="paragraph" w:customStyle="1" w:styleId="050B11CDA8D641CD86B23612FDFA07EC">
-    <w:name w:val="050B11CDA8D641CD86B23612FDFA07EC"/>
-  </w:style>
-  <w:style w:type="paragraph" w:customStyle="1" w:styleId="996DD5EE371541BD9BAF18A846A50130">
-    <w:name w:val="996DD5EE371541BD9BAF18A846A50130"/>
-  </w:style>
-  <w:style w:type="paragraph" w:customStyle="1" w:styleId="9179BE30C83C414788C9DFE47D2EC175">
-    <w:name w:val="9179BE30C83C414788C9DFE47D2EC175"/>
-    <w:rsid w:val="008F0511"/>
-  </w:style>
-  <w:style w:type="paragraph" w:customStyle="1" w:styleId="1A3AA91EA4ED41FAB94CBC8401B91B7E">
-    <w:name w:val="1A3AA91EA4ED41FAB94CBC8401B91B7E"/>
-    <w:rsid w:val="008F0511"/>
-  </w:style>
-  <w:style w:type="paragraph" w:customStyle="1" w:styleId="76824A06028949EF808B34588361A921">
-    <w:name w:val="76824A06028949EF808B34588361A921"/>
-    <w:rsid w:val="008F0511"/>
-  </w:style>
-  <w:style w:type="paragraph" w:customStyle="1" w:styleId="E157375FBCF94DD1A1309C4871DDEA60">
-    <w:name w:val="E157375FBCF94DD1A1309C4871DDEA60"/>
-    <w:rsid w:val="008F0511"/>
-  </w:style>
-  <w:style w:type="paragraph" w:customStyle="1" w:styleId="B7D0E39489C3460181ECC69BD48536C4">
-    <w:name w:val="B7D0E39489C3460181ECC69BD48536C4"/>
-    <w:rsid w:val="008F0511"/>
-  </w:style>
-  <w:style w:type="paragraph" w:customStyle="1" w:styleId="011553B842E740FA9F38AF1CD4E5A3E7">
-    <w:name w:val="011553B842E740FA9F38AF1CD4E5A3E7"/>
-    <w:rsid w:val="008F0511"/>
-  </w:style>
-  <w:style w:type="paragraph" w:customStyle="1" w:styleId="D5A6ABAB77554D4BA52ADF325FD2B7ED">
-    <w:name w:val="D5A6ABAB77554D4BA52ADF325FD2B7ED"/>
-    <w:rsid w:val="008F0511"/>
-  </w:style>
-  <w:style w:type="paragraph" w:customStyle="1" w:styleId="02FD13D2FF254BB5A7194D928E560CDD">
-    <w:name w:val="02FD13D2FF254BB5A7194D928E560CDD"/>
-    <w:rsid w:val="008F0511"/>
-  </w:style>
-  <w:style w:type="paragraph" w:customStyle="1" w:styleId="43C04774187B4FB3BC425BCCE901ECD7">
-    <w:name w:val="43C04774187B4FB3BC425BCCE901ECD7"/>
-    <w:rsid w:val="008F0511"/>
-  </w:style>
-  <w:style w:type="paragraph" w:customStyle="1" w:styleId="E376D18FB7214B60AD263A05D6C86D0A">
-    <w:name w:val="E376D18FB7214B60AD263A05D6C86D0A"/>
-    <w:rsid w:val="008F0511"/>
-  </w:style>
-  <w:style w:type="paragraph" w:customStyle="1" w:styleId="90C6D43AF2474A1C8A91DBD83C60EA7C">
-    <w:name w:val="90C6D43AF2474A1C8A91DBD83C60EA7C"/>
-    <w:rsid w:val="008F0511"/>
-  </w:style>
-  <w:style w:type="paragraph" w:customStyle="1" w:styleId="B617C8BB620E4CF7ACE1D1103A4425E0">
-    <w:name w:val="B617C8BB620E4CF7ACE1D1103A4425E0"/>
-    <w:rsid w:val="008F0511"/>
-  </w:style>
-  <w:style w:type="paragraph" w:customStyle="1" w:styleId="62780C6F16444765B2F69F4F0E52AAF4">
-    <w:name w:val="62780C6F16444765B2F69F4F0E52AAF4"/>
-    <w:rsid w:val="008F0511"/>
-  </w:style>
-  <w:style w:type="paragraph" w:customStyle="1" w:styleId="C628F1DD70234B51803A0A2EA02E24B4">
-    <w:name w:val="C628F1DD70234B51803A0A2EA02E24B4"/>
-    <w:rsid w:val="008F0511"/>
-  </w:style>
-  <w:style w:type="paragraph" w:customStyle="1" w:styleId="8121C485B4DC4756A6FE7331B68C2BAF">
-    <w:name w:val="8121C485B4DC4756A6FE7331B68C2BAF"/>
-    <w:rsid w:val="008F0511"/>
-  </w:style>
-  <w:style w:type="paragraph" w:customStyle="1" w:styleId="E985C29395CC432E8BFB451E28F5FF70">
-    <w:name w:val="E985C29395CC432E8BFB451E28F5FF70"/>
-    <w:rsid w:val="008F0511"/>
-  </w:style>
-  <w:style w:type="paragraph" w:customStyle="1" w:styleId="271DEDDBCEC34B678C0E06CF2148303B">
-    <w:name w:val="271DEDDBCEC34B678C0E06CF2148303B"/>
-    <w:rsid w:val="008F0511"/>
-  </w:style>
-  <w:style w:type="paragraph" w:customStyle="1" w:styleId="959ACE4889E3433295EB4358449C3EBF">
-    <w:name w:val="959ACE4889E3433295EB4358449C3EBF"/>
-    <w:rsid w:val="008F0511"/>
-  </w:style>
-  <w:style w:type="character" w:styleId="PlaceholderText">
-    <w:name w:val="Placeholder Text"/>
-    <w:basedOn w:val="DefaultParagraphFont"/>
-    <w:uiPriority w:val="99"/>
-    <w:semiHidden/>
-    <w:rsid w:val="00A67BBC"/>
-    <w:rPr>
-      <w:color w:val="595959" w:themeColor="text1" w:themeTint="A6"/>
-    </w:rPr>
-  </w:style>
-  <w:style w:type="paragraph" w:customStyle="1" w:styleId="C7074055B5314DFFBF5D2C9C84626AE2">
-    <w:name w:val="C7074055B5314DFFBF5D2C9C84626AE2"/>
-    <w:rsid w:val="00395686"/>
-  </w:style>
-  <w:style w:type="paragraph" w:customStyle="1" w:styleId="D42DBAEB117A4F1FB2D7B66A65A50103">
-    <w:name w:val="D42DBAEB117A4F1FB2D7B66A65A50103"/>
-    <w:rsid w:val="00395686"/>
-  </w:style>
-  <w:style w:type="paragraph" w:customStyle="1" w:styleId="589CF9AA401C408D8A17246FB21631D0">
-    <w:name w:val="589CF9AA401C408D8A17246FB21631D0"/>
-    <w:rsid w:val="00395686"/>
-  </w:style>
-  <w:style w:type="paragraph" w:customStyle="1" w:styleId="599C47A03E8444E894BE0609EE4F6EDE">
-    <w:name w:val="599C47A03E8444E894BE0609EE4F6EDE"/>
-    <w:rsid w:val="00395686"/>
-  </w:style>
-  <w:style w:type="paragraph" w:customStyle="1" w:styleId="B17DE7DA4FF54DC8B8083F636F71879A">
-    <w:name w:val="B17DE7DA4FF54DC8B8083F636F71879A"/>
-    <w:rsid w:val="00395686"/>
-  </w:style>
-  <w:style w:type="paragraph" w:customStyle="1" w:styleId="1B102704F54646CCB567FC0CBF00FB4C">
-    <w:name w:val="1B102704F54646CCB567FC0CBF00FB4C"/>
-    <w:rsid w:val="00395686"/>
-  </w:style>
-  <w:style w:type="paragraph" w:customStyle="1" w:styleId="A9E2255B9E304476821EED4C2ADDE060">
-    <w:name w:val="A9E2255B9E304476821EED4C2ADDE060"/>
-    <w:rsid w:val="00395686"/>
-  </w:style>
-  <w:style w:type="paragraph" w:customStyle="1" w:styleId="2EDA4AE3453C4C8CB32938291CA7AA1A">
-    <w:name w:val="2EDA4AE3453C4C8CB32938291CA7AA1A"/>
-    <w:rsid w:val="00395686"/>
-  </w:style>
-  <w:style w:type="paragraph" w:customStyle="1" w:styleId="5009BD2B4F874011ACCB43ACF1EF9F76">
-    <w:name w:val="5009BD2B4F874011ACCB43ACF1EF9F76"/>
-    <w:rsid w:val="00395686"/>
-  </w:style>
-  <w:style w:type="paragraph" w:customStyle="1" w:styleId="2F97FBB1C130434AB9D570CE25BCD73A">
-    <w:name w:val="2F97FBB1C130434AB9D570CE25BCD73A"/>
-    <w:rsid w:val="00395686"/>
-  </w:style>
-  <w:style w:type="paragraph" w:customStyle="1" w:styleId="ED35C851550145F4BEF408E2BAE701D5">
-    <w:name w:val="ED35C851550145F4BEF408E2BAE701D5"/>
-    <w:rsid w:val="00395686"/>
-  </w:style>
-  <w:style w:type="paragraph" w:customStyle="1" w:styleId="E486A832137E42DC8647A7830ED08D8F">
-    <w:name w:val="E486A832137E42DC8647A7830ED08D8F"/>
-    <w:rsid w:val="00395686"/>
-  </w:style>
-  <w:style w:type="paragraph" w:customStyle="1" w:styleId="DD6ADE968BEE43B59D7E5325B22F659C">
-    <w:name w:val="DD6ADE968BEE43B59D7E5325B22F659C"/>
-    <w:rsid w:val="00395686"/>
-  </w:style>
-  <w:style w:type="paragraph" w:customStyle="1" w:styleId="94AE5695D72E4EBC886A5D25A3B19363">
-    <w:name w:val="94AE5695D72E4EBC886A5D25A3B19363"/>
-    <w:rsid w:val="00395686"/>
-  </w:style>
-  <w:style w:type="paragraph" w:customStyle="1" w:styleId="097DF2013A6E43FD889D96587FCA1ADC">
-    <w:name w:val="097DF2013A6E43FD889D96587FCA1ADC"/>
-    <w:rsid w:val="00395686"/>
-  </w:style>
-  <w:style w:type="paragraph" w:customStyle="1" w:styleId="1DF59C4C31D646839921371A362725AF">
-    <w:name w:val="1DF59C4C31D646839921371A362725AF"/>
-    <w:rsid w:val="00395686"/>
-  </w:style>
-  <w:style w:type="paragraph" w:customStyle="1" w:styleId="4A37C7279F1B425AAF92682E4AA68009">
-    <w:name w:val="4A37C7279F1B425AAF92682E4AA68009"/>
-    <w:rsid w:val="00395686"/>
-  </w:style>
-  <w:style w:type="paragraph" w:customStyle="1" w:styleId="303DABFF7DFF41D4BC422D0230F75814">
-    <w:name w:val="303DABFF7DFF41D4BC422D0230F75814"/>
-    <w:rsid w:val="00395686"/>
-  </w:style>
-  <w:style w:type="paragraph" w:customStyle="1" w:styleId="04CC277961944D67975D3184F4C70C6E">
-    <w:name w:val="04CC277961944D67975D3184F4C70C6E"/>
-    <w:rsid w:val="00395686"/>
-  </w:style>
-  <w:style w:type="paragraph" w:customStyle="1" w:styleId="88A745C55C1A463380C47F9573C129B2">
-    <w:name w:val="88A745C55C1A463380C47F9573C129B2"/>
-    <w:rsid w:val="00395686"/>
-  </w:style>
-  <w:style w:type="paragraph" w:customStyle="1" w:styleId="8EB0A81765C1490CAD51CCA6768A7AE6">
-    <w:name w:val="8EB0A81765C1490CAD51CCA6768A7AE6"/>
-    <w:rsid w:val="00395686"/>
-  </w:style>
-  <w:style w:type="paragraph" w:customStyle="1" w:styleId="B85E2FEB43A64929B2AA8022E625B946">
-    <w:name w:val="B85E2FEB43A64929B2AA8022E625B946"/>
-    <w:rsid w:val="00395686"/>
-  </w:style>
-  <w:style w:type="paragraph" w:customStyle="1" w:styleId="7D29E3548C144F7D98046C573D2D2E03">
-    <w:name w:val="7D29E3548C144F7D98046C573D2D2E03"/>
-    <w:rsid w:val="00395686"/>
-  </w:style>
-  <w:style w:type="paragraph" w:customStyle="1" w:styleId="FD01BAE5276B4AD282327EB02F45DCE8">
-    <w:name w:val="FD01BAE5276B4AD282327EB02F45DCE8"/>
-    <w:rsid w:val="00395686"/>
-  </w:style>
-  <w:style w:type="paragraph" w:customStyle="1" w:styleId="098CD1B99FA8463C99D0FA8939BC4E12">
-    <w:name w:val="098CD1B99FA8463C99D0FA8939BC4E12"/>
-    <w:rsid w:val="00315014"/>
-  </w:style>
-  <w:style w:type="paragraph" w:customStyle="1" w:styleId="6AB6BD828C8E452FB11003E7A23F7388">
-    <w:name w:val="6AB6BD828C8E452FB11003E7A23F7388"/>
-    <w:rsid w:val="00315014"/>
-  </w:style>
-  <w:style w:type="paragraph" w:customStyle="1" w:styleId="229450012D0F4BD29C8AC9F5240EA235">
-    <w:name w:val="229450012D0F4BD29C8AC9F5240EA235"/>
-    <w:rsid w:val="00315014"/>
-  </w:style>
-  <w:style w:type="paragraph" w:customStyle="1" w:styleId="287A0519F92248D1A236500D60DA1561">
-    <w:name w:val="287A0519F92248D1A236500D60DA1561"/>
-    <w:rsid w:val="00315014"/>
-  </w:style>
-  <w:style w:type="paragraph" w:customStyle="1" w:styleId="97BECF4A7C0A412BA725B0517C176003">
-    <w:name w:val="97BECF4A7C0A412BA725B0517C176003"/>
-    <w:rsid w:val="00315014"/>
-  </w:style>
-  <w:style w:type="paragraph" w:customStyle="1" w:styleId="7586F8F608914A1DB4F3FA8A2F8ABB29">
-    <w:name w:val="7586F8F608914A1DB4F3FA8A2F8ABB29"/>
-    <w:rsid w:val="00315014"/>
-  </w:style>
-  <w:style w:type="paragraph" w:customStyle="1" w:styleId="3BE99961D5A74CCBB465A07DA9690320">
-    <w:name w:val="3BE99961D5A74CCBB465A07DA9690320"/>
-    <w:rsid w:val="00315014"/>
-  </w:style>
-  <w:style w:type="paragraph" w:customStyle="1" w:styleId="37E1659BE9DB48C780FF7D7547E33B6F">
-    <w:name w:val="37E1659BE9DB48C780FF7D7547E33B6F"/>
-    <w:rsid w:val="00315014"/>
-  </w:style>
-  <w:style w:type="paragraph" w:customStyle="1" w:styleId="82D28116F2174118B6AC0AA945BA72AB">
-    <w:name w:val="82D28116F2174118B6AC0AA945BA72AB"/>
-    <w:rsid w:val="00315014"/>
-  </w:style>
-  <w:style w:type="paragraph" w:customStyle="1" w:styleId="09B790F035754D0DACA8DA0733FF06E5">
-    <w:name w:val="09B790F035754D0DACA8DA0733FF06E5"/>
-    <w:rsid w:val="00315014"/>
-  </w:style>
-  <w:style w:type="paragraph" w:customStyle="1" w:styleId="880E6320F9DA461DBDB33E818612A5FD">
-    <w:name w:val="880E6320F9DA461DBDB33E818612A5FD"/>
-    <w:rsid w:val="00315014"/>
-  </w:style>
-  <w:style w:type="paragraph" w:customStyle="1" w:styleId="52517CBBA4124DC387D630C8B60B186D">
-    <w:name w:val="52517CBBA4124DC387D630C8B60B186D"/>
-    <w:rsid w:val="00315014"/>
-  </w:style>
-  <w:style w:type="paragraph" w:customStyle="1" w:styleId="229450012D0F4BD29C8AC9F5240EA2351">
-    <w:name w:val="229450012D0F4BD29C8AC9F5240EA2351"/>
-    <w:rsid w:val="00315014"/>
-    <w:pPr>
-      <w:spacing w:after="0" w:line="240" w:lineRule="auto"/>
-      <w:contextualSpacing/>
-      <w:jc w:val="center"/>
-    </w:pPr>
-    <w:rPr>
-      <w:rFonts w:asciiTheme="majorHAnsi" w:eastAsiaTheme="majorEastAsia" w:hAnsiTheme="majorHAnsi" w:cstheme="majorBidi"/>
-      <w:kern w:val="28"/>
-      <w:sz w:val="60"/>
-      <w:szCs w:val="56"/>
-      <w:lang w:eastAsia="ja-JP"/>
-    </w:rPr>
-  </w:style>
-  <w:style w:type="paragraph" w:customStyle="1" w:styleId="7586F8F608914A1DB4F3FA8A2F8ABB291">
-    <w:name w:val="7586F8F608914A1DB4F3FA8A2F8ABB291"/>
-    <w:rsid w:val="00315014"/>
-    <w:pPr>
-      <w:spacing w:after="0" w:line="240" w:lineRule="auto"/>
-      <w:contextualSpacing/>
-      <w:jc w:val="center"/>
-    </w:pPr>
-    <w:rPr>
-      <w:rFonts w:asciiTheme="majorHAnsi" w:eastAsiaTheme="majorEastAsia" w:hAnsiTheme="majorHAnsi" w:cstheme="majorBidi"/>
-      <w:kern w:val="28"/>
-      <w:sz w:val="60"/>
-      <w:szCs w:val="56"/>
-      <w:lang w:eastAsia="ja-JP"/>
-    </w:rPr>
-  </w:style>
-  <w:style w:type="paragraph" w:customStyle="1" w:styleId="82D28116F2174118B6AC0AA945BA72AB1">
-    <w:name w:val="82D28116F2174118B6AC0AA945BA72AB1"/>
-    <w:rsid w:val="00315014"/>
-    <w:pPr>
-      <w:spacing w:after="0" w:line="240" w:lineRule="auto"/>
-      <w:contextualSpacing/>
-      <w:jc w:val="center"/>
-    </w:pPr>
-    <w:rPr>
-      <w:rFonts w:asciiTheme="majorHAnsi" w:eastAsiaTheme="majorEastAsia" w:hAnsiTheme="majorHAnsi" w:cstheme="majorBidi"/>
-      <w:kern w:val="28"/>
-      <w:sz w:val="60"/>
-      <w:szCs w:val="56"/>
-      <w:lang w:eastAsia="ja-JP"/>
-    </w:rPr>
-  </w:style>
-  <w:style w:type="paragraph" w:customStyle="1" w:styleId="52517CBBA4124DC387D630C8B60B186D1">
-    <w:name w:val="52517CBBA4124DC387D630C8B60B186D1"/>
-    <w:rsid w:val="00315014"/>
-    <w:pPr>
-      <w:spacing w:after="0" w:line="240" w:lineRule="auto"/>
-      <w:contextualSpacing/>
-      <w:jc w:val="center"/>
-    </w:pPr>
-    <w:rPr>
-      <w:rFonts w:asciiTheme="majorHAnsi" w:eastAsiaTheme="majorEastAsia" w:hAnsiTheme="majorHAnsi" w:cstheme="majorBidi"/>
-      <w:kern w:val="28"/>
-      <w:sz w:val="60"/>
-      <w:szCs w:val="56"/>
-      <w:lang w:eastAsia="ja-JP"/>
-    </w:rPr>
-  </w:style>
-  <w:style w:type="paragraph" w:customStyle="1" w:styleId="BCC95EF8B1994210BE5E07591ED09443">
-    <w:name w:val="BCC95EF8B1994210BE5E07591ED09443"/>
-    <w:rsid w:val="00315014"/>
-  </w:style>
-  <w:style w:type="paragraph" w:customStyle="1" w:styleId="C3D938E9E3BB468D98A0A4A5AA8DCEFB">
-    <w:name w:val="C3D938E9E3BB468D98A0A4A5AA8DCEFB"/>
-    <w:rsid w:val="00315014"/>
-  </w:style>
-  <w:style w:type="paragraph" w:customStyle="1" w:styleId="C75510F4187146308CEB7B595BFF4FF2">
-    <w:name w:val="C75510F4187146308CEB7B595BFF4FF2"/>
-    <w:rsid w:val="00315014"/>
-  </w:style>
-  <w:style w:type="paragraph" w:customStyle="1" w:styleId="5FFD3F4C8A3A4DC8AEE477CC75799991">
-    <w:name w:val="5FFD3F4C8A3A4DC8AEE477CC75799991"/>
-    <w:rsid w:val="00315014"/>
-  </w:style>
-  <w:style w:type="paragraph" w:customStyle="1" w:styleId="92266377A63145B88437942E7C0AB910">
-    <w:name w:val="92266377A63145B88437942E7C0AB910"/>
-    <w:rsid w:val="00315014"/>
-  </w:style>
-  <w:style w:type="paragraph" w:customStyle="1" w:styleId="0DD293A4C2AC453F804FAE753C299BE7">
-    <w:name w:val="0DD293A4C2AC453F804FAE753C299BE7"/>
-    <w:rsid w:val="00315014"/>
-  </w:style>
-  <w:style w:type="paragraph" w:customStyle="1" w:styleId="C101FF8D81F248C9B8956635FB60661F">
-    <w:name w:val="C101FF8D81F248C9B8956635FB60661F"/>
-    <w:rsid w:val="00315014"/>
-  </w:style>
-  <w:style w:type="paragraph" w:customStyle="1" w:styleId="813885853DF34A62AFAC4744467351DC">
-    <w:name w:val="813885853DF34A62AFAC4744467351DC"/>
-    <w:rsid w:val="00315014"/>
-  </w:style>
-  <w:style w:type="paragraph" w:customStyle="1" w:styleId="B12F837433A34A03BC62EF9AE89699F4">
-    <w:name w:val="B12F837433A34A03BC62EF9AE89699F4"/>
-    <w:rsid w:val="00315014"/>
-  </w:style>
-  <w:style w:type="paragraph" w:customStyle="1" w:styleId="229450012D0F4BD29C8AC9F5240EA2352">
-    <w:name w:val="229450012D0F4BD29C8AC9F5240EA2352"/>
-    <w:rsid w:val="000D6EF6"/>
-    <w:pPr>
-      <w:spacing w:after="0" w:line="240" w:lineRule="auto"/>
-      <w:contextualSpacing/>
-      <w:jc w:val="center"/>
-    </w:pPr>
-    <w:rPr>
-      <w:rFonts w:asciiTheme="majorHAnsi" w:eastAsiaTheme="majorEastAsia" w:hAnsiTheme="majorHAnsi" w:cstheme="majorBidi"/>
-      <w:kern w:val="28"/>
-      <w:sz w:val="60"/>
-      <w:szCs w:val="56"/>
-      <w:lang w:eastAsia="ja-JP"/>
-    </w:rPr>
-  </w:style>
-  <w:style w:type="paragraph" w:styleId="Title">
-    <w:name w:val="Title"/>
-    <w:basedOn w:val="Normal"/>
-    <w:next w:val="Normal"/>
-    <w:link w:val="TitleChar"/>
-    <w:uiPriority w:val="1"/>
-    <w:qFormat/>
-    <w:rsid w:val="00A67BBC"/>
-    <w:pPr>
-      <w:spacing w:after="0" w:line="240" w:lineRule="auto"/>
-      <w:contextualSpacing/>
-      <w:jc w:val="center"/>
-    </w:pPr>
-    <w:rPr>
-      <w:rFonts w:asciiTheme="majorHAnsi" w:eastAsiaTheme="majorEastAsia" w:hAnsiTheme="majorHAnsi" w:cstheme="majorBidi"/>
-      <w:kern w:val="28"/>
-      <w:sz w:val="52"/>
-      <w:szCs w:val="56"/>
-      <w:lang w:eastAsia="ja-JP"/>
-    </w:rPr>
-  </w:style>
-  <w:style w:type="character" w:customStyle="1" w:styleId="TitleChar">
-    <w:name w:val="Title Char"/>
-    <w:basedOn w:val="DefaultParagraphFont"/>
-    <w:link w:val="Title"/>
-    <w:uiPriority w:val="1"/>
-    <w:rsid w:val="00A67BBC"/>
-    <w:rPr>
-      <w:rFonts w:asciiTheme="majorHAnsi" w:eastAsiaTheme="majorEastAsia" w:hAnsiTheme="majorHAnsi" w:cstheme="majorBidi"/>
-      <w:kern w:val="28"/>
-      <w:sz w:val="52"/>
-      <w:szCs w:val="56"/>
-      <w:lang w:eastAsia="ja-JP"/>
-    </w:rPr>
-  </w:style>
-  <w:style w:type="paragraph" w:customStyle="1" w:styleId="C3D938E9E3BB468D98A0A4A5AA8DCEFB1">
-    <w:name w:val="C3D938E9E3BB468D98A0A4A5AA8DCEFB1"/>
-    <w:rsid w:val="000D6EF6"/>
-    <w:pPr>
-      <w:spacing w:after="0" w:line="240" w:lineRule="auto"/>
-      <w:contextualSpacing/>
-      <w:jc w:val="center"/>
-    </w:pPr>
-    <w:rPr>
-      <w:rFonts w:asciiTheme="majorHAnsi" w:eastAsiaTheme="majorEastAsia" w:hAnsiTheme="majorHAnsi" w:cstheme="majorBidi"/>
-      <w:kern w:val="28"/>
-      <w:sz w:val="60"/>
-      <w:szCs w:val="56"/>
-      <w:lang w:eastAsia="ja-JP"/>
-    </w:rPr>
-  </w:style>
-  <w:style w:type="paragraph" w:customStyle="1" w:styleId="229450012D0F4BD29C8AC9F5240EA2353">
-    <w:name w:val="229450012D0F4BD29C8AC9F5240EA2353"/>
-    <w:rsid w:val="004E4D54"/>
-    <w:pPr>
-      <w:spacing w:after="0" w:line="240" w:lineRule="auto"/>
-      <w:contextualSpacing/>
-      <w:jc w:val="center"/>
-    </w:pPr>
-    <w:rPr>
-      <w:rFonts w:asciiTheme="majorHAnsi" w:eastAsiaTheme="majorEastAsia" w:hAnsiTheme="majorHAnsi" w:cstheme="majorBidi"/>
-      <w:caps/>
-      <w:kern w:val="28"/>
-      <w:sz w:val="96"/>
-      <w:szCs w:val="56"/>
-      <w:lang w:eastAsia="ja-JP"/>
-    </w:rPr>
-  </w:style>
-  <w:style w:type="paragraph" w:customStyle="1" w:styleId="C3D938E9E3BB468D98A0A4A5AA8DCEFB2">
-    <w:name w:val="C3D938E9E3BB468D98A0A4A5AA8DCEFB2"/>
-    <w:rsid w:val="004E4D54"/>
-    <w:pPr>
-      <w:spacing w:after="0" w:line="240" w:lineRule="auto"/>
-      <w:contextualSpacing/>
-      <w:jc w:val="center"/>
-    </w:pPr>
-    <w:rPr>
-      <w:rFonts w:asciiTheme="majorHAnsi" w:eastAsiaTheme="majorEastAsia" w:hAnsiTheme="majorHAnsi" w:cstheme="majorBidi"/>
-      <w:caps/>
-      <w:kern w:val="28"/>
-      <w:sz w:val="96"/>
-      <w:szCs w:val="56"/>
-      <w:lang w:eastAsia="ja-JP"/>
-    </w:rPr>
-  </w:style>
-  <w:style w:type="paragraph" w:customStyle="1" w:styleId="229450012D0F4BD29C8AC9F5240EA2354">
-    <w:name w:val="229450012D0F4BD29C8AC9F5240EA2354"/>
-    <w:rsid w:val="00A51744"/>
-    <w:pPr>
-      <w:spacing w:after="0" w:line="240" w:lineRule="auto"/>
-      <w:contextualSpacing/>
-      <w:jc w:val="center"/>
-    </w:pPr>
-    <w:rPr>
-      <w:rFonts w:asciiTheme="majorHAnsi" w:eastAsiaTheme="majorEastAsia" w:hAnsiTheme="majorHAnsi" w:cstheme="majorBidi"/>
-      <w:kern w:val="28"/>
-      <w:sz w:val="52"/>
-      <w:szCs w:val="56"/>
-      <w:lang w:eastAsia="ja-JP"/>
-    </w:rPr>
-  </w:style>
-  <w:style w:type="paragraph" w:customStyle="1" w:styleId="C3D938E9E3BB468D98A0A4A5AA8DCEFB3">
-    <w:name w:val="C3D938E9E3BB468D98A0A4A5AA8DCEFB3"/>
-    <w:rsid w:val="00A51744"/>
-    <w:pPr>
-      <w:spacing w:after="0" w:line="240" w:lineRule="auto"/>
-      <w:contextualSpacing/>
-      <w:jc w:val="center"/>
-    </w:pPr>
-    <w:rPr>
-      <w:rFonts w:asciiTheme="majorHAnsi" w:eastAsiaTheme="majorEastAsia" w:hAnsiTheme="majorHAnsi" w:cstheme="majorBidi"/>
-      <w:kern w:val="28"/>
-      <w:sz w:val="52"/>
-      <w:szCs w:val="56"/>
-      <w:lang w:eastAsia="ja-JP"/>
-    </w:rPr>
-  </w:style>
-  <w:style w:type="paragraph" w:customStyle="1" w:styleId="229450012D0F4BD29C8AC9F5240EA2355">
-    <w:name w:val="229450012D0F4BD29C8AC9F5240EA2355"/>
-    <w:rsid w:val="00A67BBC"/>
-    <w:pPr>
-      <w:spacing w:after="0" w:line="240" w:lineRule="auto"/>
-      <w:contextualSpacing/>
-      <w:jc w:val="center"/>
-    </w:pPr>
-    <w:rPr>
-      <w:rFonts w:asciiTheme="majorHAnsi" w:eastAsiaTheme="majorEastAsia" w:hAnsiTheme="majorHAnsi" w:cstheme="majorBidi"/>
-      <w:kern w:val="28"/>
-      <w:sz w:val="52"/>
-      <w:szCs w:val="56"/>
-      <w:lang w:eastAsia="ja-JP"/>
-    </w:rPr>
-  </w:style>
-  <w:style w:type="paragraph" w:customStyle="1" w:styleId="C3D938E9E3BB468D98A0A4A5AA8DCEFB4">
-    <w:name w:val="C3D938E9E3BB468D98A0A4A5AA8DCEFB4"/>
-    <w:rsid w:val="00A67BBC"/>
-    <w:pPr>
-      <w:spacing w:after="0" w:line="240" w:lineRule="auto"/>
-      <w:contextualSpacing/>
-      <w:jc w:val="center"/>
-    </w:pPr>
-    <w:rPr>
-      <w:rFonts w:asciiTheme="majorHAnsi" w:eastAsiaTheme="majorEastAsia" w:hAnsiTheme="majorHAnsi" w:cstheme="majorBidi"/>
-      <w:kern w:val="28"/>
-      <w:sz w:val="52"/>
-      <w:szCs w:val="56"/>
-      <w:lang w:eastAsia="ja-JP"/>
-    </w:rPr>
-  </w:style>
-  <w:style w:type="paragraph" w:customStyle="1" w:styleId="AF274806D75C4213BFEBF2AC9FF83997">
-    <w:name w:val="AF274806D75C4213BFEBF2AC9FF83997"/>
-    <w:rsid w:val="00A67BBC"/>
-  </w:style>
-  <w:style w:type="paragraph" w:customStyle="1" w:styleId="435AF7C2BE484510A3C6A07DC1D99103">
-    <w:name w:val="435AF7C2BE484510A3C6A07DC1D99103"/>
-    <w:rsid w:val="00A67BBC"/>
-  </w:style>
-  <w:style w:type="paragraph" w:customStyle="1" w:styleId="6032021A41FC483F99CF713FF7B9C034">
-    <w:name w:val="6032021A41FC483F99CF713FF7B9C034"/>
-    <w:rsid w:val="00A67BBC"/>
-  </w:style>
-  <w:style w:type="paragraph" w:customStyle="1" w:styleId="3748EA9CF0FC4DA7B57436BBEDFD025B">
-    <w:name w:val="3748EA9CF0FC4DA7B57436BBEDFD025B"/>
-    <w:rsid w:val="00A67BBC"/>
-  </w:style>
-  <w:style w:type="paragraph" w:customStyle="1" w:styleId="0D80E405C8684C609EE69EF67953D031">
-    <w:name w:val="0D80E405C8684C609EE69EF67953D031"/>
-    <w:rsid w:val="00A67BBC"/>
-  </w:style>
-  <w:style w:type="paragraph" w:customStyle="1" w:styleId="24D3179FB32D4687BE5BA55E9F9616DC">
-    <w:name w:val="24D3179FB32D4687BE5BA55E9F9616DC"/>
-    <w:rsid w:val="00A67BBC"/>
-  </w:style>
-  <w:style w:type="paragraph" w:customStyle="1" w:styleId="91974ADFBB714203A75DFE293AF9055D">
-    <w:name w:val="91974ADFBB714203A75DFE293AF9055D"/>
-    <w:rsid w:val="00A67BBC"/>
-  </w:style>
-  <w:style w:type="paragraph" w:customStyle="1" w:styleId="464AFA4364C94C988F815BF6EDF1AFAC">
-    <w:name w:val="464AFA4364C94C988F815BF6EDF1AFAC"/>
-    <w:rsid w:val="00A67BBC"/>
-  </w:style>
-  <w:style w:type="paragraph" w:customStyle="1" w:styleId="8AC7CFEDDF254D09BFA08A01B7C65E69">
-    <w:name w:val="8AC7CFEDDF254D09BFA08A01B7C65E69"/>
-    <w:rsid w:val="00A67BBC"/>
-  </w:style>
-  <w:style w:type="paragraph" w:customStyle="1" w:styleId="0CFCA85FD4F44F67AA4B772C4B2EBFFA">
-    <w:name w:val="0CFCA85FD4F44F67AA4B772C4B2EBFFA"/>
-    <w:rsid w:val="00A67BBC"/>
-  </w:style>
-  <w:style w:type="paragraph" w:customStyle="1" w:styleId="A6902924CB7F4730ABE4995F2B62A1E4">
-    <w:name w:val="A6902924CB7F4730ABE4995F2B62A1E4"/>
-    <w:rsid w:val="00A67BBC"/>
-  </w:style>
-  <w:style w:type="paragraph" w:customStyle="1" w:styleId="F2BAF76FC0C74CD2B37262DABCCDE75F">
-    <w:name w:val="F2BAF76FC0C74CD2B37262DABCCDE75F"/>
-    <w:rsid w:val="00A67BBC"/>
-  </w:style>
-  <w:style w:type="paragraph" w:customStyle="1" w:styleId="4DEE909A1A814BE49E777BDA5DCE7A1E">
-    <w:name w:val="4DEE909A1A814BE49E777BDA5DCE7A1E"/>
-    <w:rsid w:val="00A67BBC"/>
-  </w:style>
-  <w:style w:type="paragraph" w:customStyle="1" w:styleId="4CA52754981B48E4B1E21C6F48AE4961">
-    <w:name w:val="4CA52754981B48E4B1E21C6F48AE4961"/>
-    <w:rsid w:val="00A67BBC"/>
-  </w:style>
-  <w:style w:type="paragraph" w:customStyle="1" w:styleId="B262C0E2F60D4346ABCBF708BC10DFBD">
-    <w:name w:val="B262C0E2F60D4346ABCBF708BC10DFBD"/>
-    <w:rsid w:val="00A67BBC"/>
-  </w:style>
-  <w:style w:type="paragraph" w:customStyle="1" w:styleId="8523A569C4194A7EBEBCD891B4EC3BE0">
-    <w:name w:val="8523A569C4194A7EBEBCD891B4EC3BE0"/>
-    <w:rsid w:val="00A67BBC"/>
-  </w:style>
-</w:styles>
-</file>
-
-<file path=word/glossary/webSettings2.xml><?xml version="1.0" encoding="utf-8"?>
-<w:webSettings xmlns:mc="http://schemas.openxmlformats.org/markup-compatibility/2006" xmlns:r="http://schemas.openxmlformats.org/officeDocument/2006/relationships" xmlns:w="http://schemas.openxmlformats.org/wordprocessingml/2006/main" xmlns:w14="http://schemas.microsoft.com/office/word/2010/wordml" xmlns:w15="http://schemas.microsoft.com/office/word/2012/wordml" xmlns:w16cid="http://schemas.microsoft.com/office/word/2016/wordml/cid" xmlns:w16se="http://schemas.microsoft.com/office/word/2015/wordml/symex" mc:Ignorable="w14 w15 w16se w16cid">
-  <w:optimizeForBrowser/>
-  <w:allowPNG/>
-</w:webSettings>
-</file>
-
 <file path=word/theme/theme11.xml><?xml version="1.0" encoding="utf-8"?>
 <a:theme xmlns:a="http://schemas.openxmlformats.org/drawingml/2006/main" name="Office Theme">
   <a:themeElements>
@@ -29886,267 +28320,4 @@
   <a:objectDefaults/>
   <a:extraClrSchemeLst/>
 </a:theme>
-</file>
-
-<file path=customXml/item13.xml><?xml version="1.0" encoding="utf-8"?>
-<b:Sources xmlns:b="http://schemas.openxmlformats.org/officeDocument/2006/bibliography" SelectedStyle="\apa.xsl" StyleName="APA" Version="6"/>
-</file>
-
-<file path=customXml/item22.xml><?xml version="1.0" encoding="utf-8"?>
-<ct:contentTypeSchema xmlns:ct="http://schemas.microsoft.com/office/2006/metadata/contentType" xmlns:ma="http://schemas.microsoft.com/office/2006/metadata/properties/metaAttributes" ct:_="" ma:_="" ma:contentTypeName="Document" ma:contentTypeID="0x01010079F111ED35F8CC479449609E8A0923A6" ma:contentTypeVersion="12" ma:contentTypeDescription="Create a new document." ma:contentTypeScope="" ma:versionID="6e0ed944f324437a1628d920c25a1c7c">
-  <xsd:schema xmlns:xsd="http://www.w3.org/2001/XMLSchema" xmlns:xs="http://www.w3.org/2001/XMLSchema" xmlns:p="http://schemas.microsoft.com/office/2006/metadata/properties" xmlns:ns2="71af3243-3dd4-4a8d-8c0d-dd76da1f02a5" xmlns:ns3="16c05727-aa75-4e4a-9b5f-8a80a1165891" targetNamespace="http://schemas.microsoft.com/office/2006/metadata/properties" ma:root="true" ma:fieldsID="edbd56de57fb331bd1e5e8af7e1d85f1" ns2:_="" ns3:_="">
-    <xsd:import namespace="71af3243-3dd4-4a8d-8c0d-dd76da1f02a5"/>
-    <xsd:import namespace="16c05727-aa75-4e4a-9b5f-8a80a1165891"/>
-    <xsd:element name="properties">
-      <xsd:complexType>
-        <xsd:sequence>
-          <xsd:element name="documentManagement">
-            <xsd:complexType>
-              <xsd:all>
-                <xsd:element ref="ns2:MediaServiceMetadata" minOccurs="0"/>
-                <xsd:element ref="ns2:MediaServiceFastMetadata" minOccurs="0"/>
-                <xsd:element ref="ns2:MediaServiceOCR" minOccurs="0"/>
-                <xsd:element ref="ns2:MediaServiceAutoTags" minOccurs="0"/>
-                <xsd:element ref="ns2:MediaServiceEventHashCode" minOccurs="0"/>
-                <xsd:element ref="ns2:MediaServiceGenerationTime" minOccurs="0"/>
-                <xsd:element ref="ns3:SharedWithUsers" minOccurs="0"/>
-                <xsd:element ref="ns3:SharedWithDetails" minOccurs="0"/>
-                <xsd:element ref="ns2:MediaServiceAutoKeyPoints" minOccurs="0"/>
-                <xsd:element ref="ns2:MediaServiceKeyPoints" minOccurs="0"/>
-                <xsd:element ref="ns2:MediaServiceDateTaken" minOccurs="0"/>
-                <xsd:element ref="ns2:Status" minOccurs="0"/>
-              </xsd:all>
-            </xsd:complexType>
-          </xsd:element>
-        </xsd:sequence>
-      </xsd:complexType>
-    </xsd:element>
-  </xsd:schema>
-  <xsd:schema xmlns:xsd="http://www.w3.org/2001/XMLSchema" xmlns:xs="http://www.w3.org/2001/XMLSchema" xmlns:dms="http://schemas.microsoft.com/office/2006/documentManagement/types" xmlns:pc="http://schemas.microsoft.com/office/infopath/2007/PartnerControls" targetNamespace="71af3243-3dd4-4a8d-8c0d-dd76da1f02a5" elementFormDefault="qualified">
-    <xsd:import namespace="http://schemas.microsoft.com/office/2006/documentManagement/types"/>
-    <xsd:import namespace="http://schemas.microsoft.com/office/infopath/2007/PartnerControls"/>
-    <xsd:element name="MediaServiceMetadata" ma:index="8" nillable="true" ma:displayName="MediaServiceMetadata" ma:hidden="true" ma:internalName="MediaServiceMetadata" ma:readOnly="true">
-      <xsd:simpleType>
-        <xsd:restriction base="dms:Note"/>
-      </xsd:simpleType>
-    </xsd:element>
-    <xsd:element name="MediaServiceFastMetadata" ma:index="9" nillable="true" ma:displayName="MediaServiceFastMetadata" ma:hidden="true" ma:internalName="MediaServiceFastMetadata" ma:readOnly="true">
-      <xsd:simpleType>
-        <xsd:restriction base="dms:Note"/>
-      </xsd:simpleType>
-    </xsd:element>
-    <xsd:element name="MediaServiceOCR" ma:index="10" nillable="true" ma:displayName="MediaServiceOCR" ma:internalName="MediaServiceOCR" ma:readOnly="true">
-      <xsd:simpleType>
-        <xsd:restriction base="dms:Note">
-          <xsd:maxLength value="255"/>
-        </xsd:restriction>
-      </xsd:simpleType>
-    </xsd:element>
-    <xsd:element name="MediaServiceAutoTags" ma:index="11" nillable="true" ma:displayName="MediaServiceAutoTags" ma:internalName="MediaServiceAutoTags" ma:readOnly="true">
-      <xsd:simpleType>
-        <xsd:restriction base="dms:Text"/>
-      </xsd:simpleType>
-    </xsd:element>
-    <xsd:element name="MediaServiceEventHashCode" ma:index="12" nillable="true" ma:displayName="MediaServiceEventHashCode" ma:hidden="true" ma:internalName="MediaServiceEventHashCode" ma:readOnly="true">
-      <xsd:simpleType>
-        <xsd:restriction base="dms:Text"/>
-      </xsd:simpleType>
-    </xsd:element>
-    <xsd:element name="MediaServiceGenerationTime" ma:index="13" nillable="true" ma:displayName="MediaServiceGenerationTime" ma:hidden="true" ma:internalName="MediaServiceGenerationTime" ma:readOnly="true">
-      <xsd:simpleType>
-        <xsd:restriction base="dms:Text"/>
-      </xsd:simpleType>
-    </xsd:element>
-    <xsd:element name="MediaServiceAutoKeyPoints" ma:index="16" nillable="true" ma:displayName="MediaServiceAutoKeyPoints" ma:hidden="true" ma:internalName="MediaServiceAutoKeyPoints" ma:readOnly="true">
-      <xsd:simpleType>
-        <xsd:restriction base="dms:Note"/>
-      </xsd:simpleType>
-    </xsd:element>
-    <xsd:element name="MediaServiceKeyPoints" ma:index="17" nillable="true" ma:displayName="KeyPoints" ma:internalName="MediaServiceKeyPoints" ma:readOnly="false">
-      <xsd:simpleType>
-        <xsd:restriction base="dms:Note">
-          <xsd:maxLength value="255"/>
-        </xsd:restriction>
-      </xsd:simpleType>
-    </xsd:element>
-    <xsd:element name="MediaServiceDateTaken" ma:index="18" nillable="true" ma:displayName="MediaServiceDateTaken" ma:hidden="true" ma:internalName="MediaServiceDateTaken" ma:readOnly="true">
-      <xsd:simpleType>
-        <xsd:restriction base="dms:Text"/>
-      </xsd:simpleType>
-    </xsd:element>
-    <xsd:element name="Status" ma:index="19" nillable="true" ma:displayName="Status" ma:default="Not started" ma:format="Dropdown" ma:internalName="Status">
-      <xsd:simpleType>
-        <xsd:restriction base="dms:Choice">
-          <xsd:enumeration value="Not started"/>
-          <xsd:enumeration value="In Progress"/>
-          <xsd:enumeration value="Completed"/>
-        </xsd:restriction>
-      </xsd:simpleType>
-    </xsd:element>
-  </xsd:schema>
-  <xsd:schema xmlns:xsd="http://www.w3.org/2001/XMLSchema" xmlns:xs="http://www.w3.org/2001/XMLSchema" xmlns:dms="http://schemas.microsoft.com/office/2006/documentManagement/types" xmlns:pc="http://schemas.microsoft.com/office/infopath/2007/PartnerControls" targetNamespace="16c05727-aa75-4e4a-9b5f-8a80a1165891" elementFormDefault="qualified">
-    <xsd:import namespace="http://schemas.microsoft.com/office/2006/documentManagement/types"/>
-    <xsd:import namespace="http://schemas.microsoft.com/office/infopath/2007/PartnerControls"/>
-    <xsd:element name="SharedWithUsers" ma:index="14" nillable="true" ma:displayName="Shared With" ma:internalName="SharedWithUsers" ma:readOnly="true">
-      <xsd:complexType>
-        <xsd:complexContent>
-          <xsd:extension base="dms:UserMulti">
-            <xsd:sequence>
-              <xsd:element name="UserInfo" minOccurs="0" maxOccurs="unbounded">
-                <xsd:complexType>
-                  <xsd:sequence>
-                    <xsd:element name="DisplayName" type="xsd:string" minOccurs="0"/>
-                    <xsd:element name="AccountId" type="dms:UserId" minOccurs="0" nillable="true"/>
-                    <xsd:element name="AccountType" type="xsd:string" minOccurs="0"/>
-                  </xsd:sequence>
-                </xsd:complexType>
-              </xsd:element>
-            </xsd:sequence>
-          </xsd:extension>
-        </xsd:complexContent>
-      </xsd:complexType>
-    </xsd:element>
-    <xsd:element name="SharedWithDetails" ma:index="15" nillable="true" ma:displayName="Shared With Details" ma:internalName="SharedWithDetails" ma:readOnly="true">
-      <xsd:simpleType>
-        <xsd:restriction base="dms:Note">
-          <xsd:maxLength value="255"/>
-        </xsd:restriction>
-      </xsd:simpleType>
-    </xsd:element>
-  </xsd:schema>
-  <xsd:schema xmlns="http://schemas.openxmlformats.org/package/2006/metadata/core-properties" xmlns:xsd="http://www.w3.org/2001/XMLSchema" xmlns:xsi="http://www.w3.org/2001/XMLSchema-instance" xmlns:dc="http://purl.org/dc/elements/1.1/" xmlns:dcterms="http://purl.org/dc/terms/" xmlns:odoc="http://schemas.microsoft.com/internal/obd" targetNamespace="http://schemas.openxmlformats.org/package/2006/metadata/core-properties" elementFormDefault="qualified" attributeFormDefault="unqualified" blockDefault="#all">
-    <xsd:import namespace="http://purl.org/dc/elements/1.1/" schemaLocation="http://dublincore.org/schemas/xmls/qdc/2003/04/02/dc.xsd"/>
-    <xsd:import namespace="http://purl.org/dc/terms/" schemaLocation="http://dublincore.org/schemas/xmls/qdc/2003/04/02/dcterms.xsd"/>
-    <xsd:element name="coreProperties" type="CT_coreProperties"/>
-    <xsd:complexType name="CT_coreProperties">
-      <xsd:all>
-        <xsd:element ref="dc:creator" minOccurs="0" maxOccurs="1"/>
-        <xsd:element ref="dcterms:created" minOccurs="0" maxOccurs="1"/>
-        <xsd:element ref="dc:identifier" minOccurs="0" maxOccurs="1"/>
-        <xsd:element name="contentType" minOccurs="0" maxOccurs="1" type="xsd:string" ma:index="0" ma:displayName="Content Type"/>
-        <xsd:element ref="dc:title" minOccurs="0" maxOccurs="1" ma:index="4" ma:displayName="Title"/>
-        <xsd:element ref="dc:subject" minOccurs="0" maxOccurs="1"/>
-        <xsd:element ref="dc:description" minOccurs="0" maxOccurs="1"/>
-        <xsd:element name="keywords" minOccurs="0" maxOccurs="1" type="xsd:string"/>
-        <xsd:element ref="dc:language" minOccurs="0" maxOccurs="1"/>
-        <xsd:element name="category" minOccurs="0" maxOccurs="1" type="xsd:string"/>
-        <xsd:element name="version" minOccurs="0" maxOccurs="1" type="xsd:string"/>
-        <xsd:element name="revision" minOccurs="0" maxOccurs="1" type="xsd:string">
-          <xsd:annotation>
-            <xsd:documentation>
-                        This value indicates the number of saves or revisions. The application is responsible for updating this value after each revision.
-                    </xsd:documentation>
-          </xsd:annotation>
-        </xsd:element>
-        <xsd:element name="lastModifiedBy" minOccurs="0" maxOccurs="1" type="xsd:string"/>
-        <xsd:element ref="dcterms:modified" minOccurs="0" maxOccurs="1"/>
-        <xsd:element name="contentStatus" minOccurs="0" maxOccurs="1" type="xsd:string"/>
-      </xsd:all>
-    </xsd:complexType>
-  </xsd:schema>
-  <xs:schema xmlns:pc="http://schemas.microsoft.com/office/infopath/2007/PartnerControls" xmlns:xs="http://www.w3.org/2001/XMLSchema" targetNamespace="http://schemas.microsoft.com/office/infopath/2007/PartnerControls" elementFormDefault="qualified" attributeFormDefault="unqualified">
-    <xs:element name="Person">
-      <xs:complexType>
-        <xs:sequence>
-          <xs:element ref="pc:DisplayName" minOccurs="0"/>
-          <xs:element ref="pc:AccountId" minOccurs="0"/>
-          <xs:element ref="pc:AccountType" minOccurs="0"/>
-        </xs:sequence>
-      </xs:complexType>
-    </xs:element>
-    <xs:element name="DisplayName" type="xs:string"/>
-    <xs:element name="AccountId" type="xs:string"/>
-    <xs:element name="AccountType" type="xs:string"/>
-    <xs:element name="BDCAssociatedEntity">
-      <xs:complexType>
-        <xs:sequence>
-          <xs:element ref="pc:BDCEntity" minOccurs="0" maxOccurs="unbounded"/>
-        </xs:sequence>
-        <xs:attribute ref="pc:EntityNamespace"/>
-        <xs:attribute ref="pc:EntityName"/>
-        <xs:attribute ref="pc:SystemInstanceName"/>
-        <xs:attribute ref="pc:AssociationName"/>
-      </xs:complexType>
-    </xs:element>
-    <xs:attribute name="EntityNamespace" type="xs:string"/>
-    <xs:attribute name="EntityName" type="xs:string"/>
-    <xs:attribute name="SystemInstanceName" type="xs:string"/>
-    <xs:attribute name="AssociationName" type="xs:string"/>
-    <xs:element name="BDCEntity">
-      <xs:complexType>
-        <xs:sequence>
-          <xs:element ref="pc:EntityDisplayName" minOccurs="0"/>
-          <xs:element ref="pc:EntityInstanceReference" minOccurs="0"/>
-          <xs:element ref="pc:EntityId1" minOccurs="0"/>
-          <xs:element ref="pc:EntityId2" minOccurs="0"/>
-          <xs:element ref="pc:EntityId3" minOccurs="0"/>
-          <xs:element ref="pc:EntityId4" minOccurs="0"/>
-          <xs:element ref="pc:EntityId5" minOccurs="0"/>
-        </xs:sequence>
-      </xs:complexType>
-    </xs:element>
-    <xs:element name="EntityDisplayName" type="xs:string"/>
-    <xs:element name="EntityInstanceReference" type="xs:string"/>
-    <xs:element name="EntityId1" type="xs:string"/>
-    <xs:element name="EntityId2" type="xs:string"/>
-    <xs:element name="EntityId3" type="xs:string"/>
-    <xs:element name="EntityId4" type="xs:string"/>
-    <xs:element name="EntityId5" type="xs:string"/>
-    <xs:element name="Terms">
-      <xs:complexType>
-        <xs:sequence>
-          <xs:element ref="pc:TermInfo" minOccurs="0" maxOccurs="unbounded"/>
-        </xs:sequence>
-      </xs:complexType>
-    </xs:element>
-    <xs:element name="TermInfo">
-      <xs:complexType>
-        <xs:sequence>
-          <xs:element ref="pc:TermName" minOccurs="0"/>
-          <xs:element ref="pc:TermId" minOccurs="0"/>
-        </xs:sequence>
-      </xs:complexType>
-    </xs:element>
-    <xs:element name="TermName" type="xs:string"/>
-    <xs:element name="TermId" type="xs:string"/>
-  </xs:schema>
-</ct:contentTypeSchema>
-</file>
-
-<file path=customXml/item3.xml><?xml version="1.0" encoding="utf-8"?>
-<?mso-contentType ?>
-<FormTemplates xmlns="http://schemas.microsoft.com/sharepoint/v3/contenttype/forms">
-  <Display>DocumentLibraryForm</Display>
-  <Edit>DocumentLibraryForm</Edit>
-  <New>DocumentLibraryForm</New>
-</FormTemplates>
-</file>
-
-<file path=customXml/item44.xml><?xml version="1.0" encoding="utf-8"?>
-<p:properties xmlns:p="http://schemas.microsoft.com/office/2006/metadata/properties" xmlns:xsi="http://www.w3.org/2001/XMLSchema-instance" xmlns:pc="http://schemas.microsoft.com/office/infopath/2007/PartnerControls">
-  <documentManagement>
-    <Status xmlns="71af3243-3dd4-4a8d-8c0d-dd76da1f02a5">Not started</Status>
-    <MediaServiceKeyPoints xmlns="71af3243-3dd4-4a8d-8c0d-dd76da1f02a5" xsi:nil="true"/>
-  </documentManagement>
-</p:properties>
-</file>
-
-<file path=customXml/itemProps13.xml><?xml version="1.0" encoding="utf-8"?>
-<ds:datastoreItem xmlns:ds="http://schemas.openxmlformats.org/officeDocument/2006/customXml" ds:itemID="{06354488-3F32-4D09-A05D-EDC998F0010D}">
-  <ds:schemaRefs>
-    <ds:schemaRef ds:uri="http://schemas.openxmlformats.org/officeDocument/2006/bibliography"/>
-  </ds:schemaRefs>
-</ds:datastoreItem>
-</file>
-
-<file path=customXml/itemProps22.xml><?xml version="1.0" encoding="utf-8"?>
-<ds:datastoreItem xmlns:ds="http://schemas.openxmlformats.org/officeDocument/2006/customXml" ds:itemID="{5257668E-7B35-46DA-A59D-4C62F3D23893}"/>
-</file>
-
-<file path=customXml/itemProps31.xml><?xml version="1.0" encoding="utf-8"?>
-<ds:datastoreItem xmlns:ds="http://schemas.openxmlformats.org/officeDocument/2006/customXml" ds:itemID="{CBF8865A-1884-4452-9917-43EFAAF1E67F}"/>
-</file>
-
-<file path=customXml/itemProps44.xml><?xml version="1.0" encoding="utf-8"?>
-<ds:datastoreItem xmlns:ds="http://schemas.openxmlformats.org/officeDocument/2006/customXml" ds:itemID="{920C38F7-A7D4-428F-AAF2-14671D159C8A}"/>
 </file>